--- a/surgical-instrument-trays/notes_by_part/08_Otorhinolaryngologic_ENT_Trays.docx
+++ b/surgical-instrument-trays/notes_by_part/08_Otorhinolaryngologic_ENT_Trays.docx
@@ -153,15 +153,15 @@
       </w:r>
     </w:p>
     <w:p>
-      <w:bookmarkStart w:id="1057" w:name="toc"/>
+      <w:bookmarkStart w:id="1065" w:name="toc"/>
       <w:pPr>
         <w:pStyle w:val="TOCHead"/>
-        <w:spacing w:before="120" w:after="40"/>
+        <w:spacing w:before="80" w:after="40"/>
       </w:pPr>
       <w:r>
         <w:t>Table of Contents</w:t>
       </w:r>
-      <w:bookmarkEnd w:id="1057"/>
+      <w:bookmarkEnd w:id="1065"/>
     </w:p>
     <w:p>
       <w:pPr>
@@ -175,37 +175,1267 @@
     <w:p>
       <w:pPr>
         <w:jc w:val="center"/>
-        <w:spacing w:before="0" w:after="200"/>
+        <w:spacing w:before="0" w:after="180"/>
       </w:pPr>
       <w:r>
         <w:rPr>
           <w:rFonts w:ascii="Calibri" w:hAnsi="Calibri"/>
           <w:i/>
-          <w:color w:val="555555"/>
-          <w:sz w:val="16"/>
+          <w:color w:val="444444"/>
+          <w:sz w:val="17"/>
         </w:rPr>
-        <w:t>To fill in the page numbers: click anywhere in the list below, press Ctrl+A then F9, and choose “Update entire table”.</w:t>
+        <w:t>Page numbers are live fields. To fill them in: press Ctrl+A then F9 (Windows) or Cmd+A then Fn+F9 (Mac). Word will also offer to update them when the file opens.</w:t>
+      </w:r>
+    </w:p>
+    <w:tbl>
+      <w:tblPr>
+        <w:tblW w:type="auto" w:w="0"/>
+        <w:jc w:val="center"/>
+        <w:tblLayout w:type="fixed"/>
+        <w:tblLook w:firstColumn="1" w:firstRow="1" w:lastColumn="0" w:lastRow="0" w:noHBand="0" w:noVBand="1" w:val="04A0"/>
+        <w:tblLayout w:type="fixed"/>
+        <w:tblBorders>
+          <w:top w:val="single" w:sz="12" w:space="0" w:color="000000"/>
+          <w:left w:val="single" w:sz="6" w:space="0" w:color="000000"/>
+          <w:bottom w:val="single" w:sz="12" w:space="0" w:color="000000"/>
+          <w:right w:val="single" w:sz="6" w:space="0" w:color="000000"/>
+          <w:insideH w:val="single" w:sz="4" w:space="0" w:color="BBBBBB"/>
+          <w:insideV w:val="single" w:sz="6" w:space="0" w:color="000000"/>
+        </w:tblBorders>
+      </w:tblPr>
+      <w:tblGrid>
+        <w:gridCol w:w="5400"/>
+        <w:gridCol w:w="5400"/>
+      </w:tblGrid>
+      <w:tr>
+        <w:trPr>
+          <w:tblHeader/>
+          <w:cantSplit/>
+        </w:trPr>
+        <w:tc>
+          <w:tcPr>
+            <w:tcW w:type="dxa" w:w="9666"/>
+            <w:shd w:val="clear" w:color="auto" w:fill="D9D9D9"/>
+            <w:tcMar>
+              <w:top w:w="60" w:type="dxa"/>
+              <w:start w:w="90" w:type="dxa"/>
+              <w:bottom w:w="60" w:type="dxa"/>
+              <w:end w:w="90" w:type="dxa"/>
+            </w:tcMar>
+            <w:tcBorders>
+              <w:bottom w:val="single" w:sz="12" w:space="0" w:color="000000"/>
+            </w:tcBorders>
+          </w:tcPr>
+          <w:p>
+            <w:pPr>
+              <w:pStyle w:val="TabHead"/>
+              <w:jc w:val="left"/>
+            </w:pPr>
+            <w:r>
+              <w:t>Tray / Chapter</w:t>
+            </w:r>
+          </w:p>
+        </w:tc>
+        <w:tc>
+          <w:tcPr>
+            <w:tcW w:type="dxa" w:w="1134"/>
+            <w:shd w:val="clear" w:color="auto" w:fill="D9D9D9"/>
+            <w:tcMar>
+              <w:top w:w="60" w:type="dxa"/>
+              <w:start w:w="90" w:type="dxa"/>
+              <w:bottom w:w="60" w:type="dxa"/>
+              <w:end w:w="90" w:type="dxa"/>
+            </w:tcMar>
+            <w:tcBorders>
+              <w:bottom w:val="single" w:sz="12" w:space="0" w:color="000000"/>
+            </w:tcBorders>
+          </w:tcPr>
+          <w:p>
+            <w:pPr>
+              <w:pStyle w:val="TabHead"/>
+              <w:jc w:val="center"/>
+            </w:pPr>
+            <w:r>
+              <w:t>Page</w:t>
+            </w:r>
+          </w:p>
+        </w:tc>
+      </w:tr>
+      <w:tr>
+        <w:trPr>
+          <w:cantSplit/>
+        </w:trPr>
+        <w:tc>
+          <w:tcPr>
+            <w:tcW w:type="dxa" w:w="9666"/>
+            <w:vAlign w:val="top"/>
+            <w:tcMar>
+              <w:top w:w="42" w:type="dxa"/>
+              <w:start w:w="90" w:type="dxa"/>
+              <w:bottom w:w="42" w:type="dxa"/>
+              <w:end w:w="90" w:type="dxa"/>
+            </w:tcMar>
+            <w:shd w:val="clear" w:color="auto" w:fill="E4E4E4"/>
+          </w:tcPr>
+          <w:p>
+            <w:pPr>
+              <w:pStyle w:val="TabCell"/>
+            </w:pPr>
+            <w:r>
+              <w:rPr>
+                <w:rFonts w:ascii="Calibri" w:hAnsi="Calibri"/>
+                <w:b/>
+                <w:sz w:val="18"/>
+                <w:spacing w:val="12"/>
+              </w:rPr>
+              <w:t>OTORHINOLARYNGOLOGIC (ENT) TRAYS</w:t>
+            </w:r>
+          </w:p>
+        </w:tc>
+        <w:tc>
+          <w:tcPr>
+            <w:tcW w:type="dxa" w:w="1134"/>
+            <w:vAlign w:val="top"/>
+            <w:tcMar>
+              <w:top w:w="42" w:type="dxa"/>
+              <w:start w:w="90" w:type="dxa"/>
+              <w:bottom w:w="42" w:type="dxa"/>
+              <w:end w:w="90" w:type="dxa"/>
+            </w:tcMar>
+            <w:shd w:val="clear" w:color="auto" w:fill="E4E4E4"/>
+          </w:tcPr>
+          <w:p>
+            <w:pPr>
+              <w:pStyle w:val="TabCell"/>
+              <w:jc w:val="center"/>
+            </w:pPr>
+            <w:r>
+              <w:fldChar w:fldCharType="begin"/>
+            </w:r>
+            <w:r>
+              <w:instrText xml:space="preserve"> PAGEREF part_VIII \h </w:instrText>
+            </w:r>
+            <w:r>
+              <w:fldChar w:fldCharType="separate"/>
+            </w:r>
+            <w:r>
+              <w:rPr>
+                <w:rFonts w:ascii="Calibri" w:hAnsi="Calibri"/>
+                <w:b/>
+                <w:sz w:val="19"/>
+              </w:rPr>
+              <w:t>—</w:t>
+            </w:r>
+            <w:r>
+              <w:fldChar w:fldCharType="end"/>
+            </w:r>
+          </w:p>
+        </w:tc>
+      </w:tr>
+      <w:tr>
+        <w:trPr>
+          <w:cantSplit/>
+        </w:trPr>
+        <w:tc>
+          <w:tcPr>
+            <w:tcW w:type="dxa" w:w="9666"/>
+            <w:vAlign w:val="top"/>
+            <w:tcMar>
+              <w:top w:w="42" w:type="dxa"/>
+              <w:start w:w="90" w:type="dxa"/>
+              <w:bottom w:w="42" w:type="dxa"/>
+              <w:end w:w="90" w:type="dxa"/>
+            </w:tcMar>
+          </w:tcPr>
+          <w:p>
+            <w:pPr>
+              <w:pStyle w:val="TabCell"/>
+              <w:ind w:start="238"/>
+            </w:pPr>
+            <w:r>
+              <w:rPr>
+                <w:sz w:val="19"/>
+              </w:rPr>
+              <w:t>8.1   Basic Ear Procedures Tray</w:t>
+            </w:r>
+          </w:p>
+        </w:tc>
+        <w:tc>
+          <w:tcPr>
+            <w:tcW w:type="dxa" w:w="1134"/>
+            <w:vAlign w:val="top"/>
+            <w:tcMar>
+              <w:top w:w="42" w:type="dxa"/>
+              <w:start w:w="90" w:type="dxa"/>
+              <w:bottom w:w="42" w:type="dxa"/>
+              <w:end w:w="90" w:type="dxa"/>
+            </w:tcMar>
+          </w:tcPr>
+          <w:p>
+            <w:pPr>
+              <w:pStyle w:val="TabCell"/>
+              <w:jc w:val="center"/>
+            </w:pPr>
+            <w:r>
+              <w:fldChar w:fldCharType="begin"/>
+            </w:r>
+            <w:r>
+              <w:instrText xml:space="preserve"> PAGEREF tray_8_1 \h </w:instrText>
+            </w:r>
+            <w:r>
+              <w:fldChar w:fldCharType="separate"/>
+            </w:r>
+            <w:r>
+              <w:rPr>
+                <w:rFonts w:ascii="Calibri" w:hAnsi="Calibri"/>
+                <w:sz w:val="19"/>
+              </w:rPr>
+              <w:t>—</w:t>
+            </w:r>
+            <w:r>
+              <w:fldChar w:fldCharType="end"/>
+            </w:r>
+          </w:p>
+        </w:tc>
+      </w:tr>
+      <w:tr>
+        <w:trPr>
+          <w:cantSplit/>
+        </w:trPr>
+        <w:tc>
+          <w:tcPr>
+            <w:tcW w:type="dxa" w:w="9666"/>
+            <w:vAlign w:val="top"/>
+            <w:tcMar>
+              <w:top w:w="42" w:type="dxa"/>
+              <w:start w:w="90" w:type="dxa"/>
+              <w:bottom w:w="42" w:type="dxa"/>
+              <w:end w:w="90" w:type="dxa"/>
+            </w:tcMar>
+          </w:tcPr>
+          <w:p>
+            <w:pPr>
+              <w:pStyle w:val="TabCell"/>
+              <w:ind w:start="238"/>
+            </w:pPr>
+            <w:r>
+              <w:rPr>
+                <w:sz w:val="19"/>
+              </w:rPr>
+              <w:t>8.2   Nasal Procedures Tray</w:t>
+            </w:r>
+          </w:p>
+        </w:tc>
+        <w:tc>
+          <w:tcPr>
+            <w:tcW w:type="dxa" w:w="1134"/>
+            <w:vAlign w:val="top"/>
+            <w:tcMar>
+              <w:top w:w="42" w:type="dxa"/>
+              <w:start w:w="90" w:type="dxa"/>
+              <w:bottom w:w="42" w:type="dxa"/>
+              <w:end w:w="90" w:type="dxa"/>
+            </w:tcMar>
+          </w:tcPr>
+          <w:p>
+            <w:pPr>
+              <w:pStyle w:val="TabCell"/>
+              <w:jc w:val="center"/>
+            </w:pPr>
+            <w:r>
+              <w:fldChar w:fldCharType="begin"/>
+            </w:r>
+            <w:r>
+              <w:instrText xml:space="preserve"> PAGEREF tray_8_2 \h </w:instrText>
+            </w:r>
+            <w:r>
+              <w:fldChar w:fldCharType="separate"/>
+            </w:r>
+            <w:r>
+              <w:rPr>
+                <w:rFonts w:ascii="Calibri" w:hAnsi="Calibri"/>
+                <w:sz w:val="19"/>
+              </w:rPr>
+              <w:t>—</w:t>
+            </w:r>
+            <w:r>
+              <w:fldChar w:fldCharType="end"/>
+            </w:r>
+          </w:p>
+        </w:tc>
+      </w:tr>
+      <w:tr>
+        <w:trPr>
+          <w:cantSplit/>
+        </w:trPr>
+        <w:tc>
+          <w:tcPr>
+            <w:tcW w:type="dxa" w:w="9666"/>
+            <w:vAlign w:val="top"/>
+            <w:tcMar>
+              <w:top w:w="42" w:type="dxa"/>
+              <w:start w:w="90" w:type="dxa"/>
+              <w:bottom w:w="42" w:type="dxa"/>
+              <w:end w:w="90" w:type="dxa"/>
+            </w:tcMar>
+          </w:tcPr>
+          <w:p>
+            <w:pPr>
+              <w:pStyle w:val="TabCell"/>
+              <w:ind w:start="238"/>
+            </w:pPr>
+            <w:r>
+              <w:rPr>
+                <w:sz w:val="19"/>
+              </w:rPr>
+              <w:t>8.3   Myringotomy Tray</w:t>
+            </w:r>
+          </w:p>
+        </w:tc>
+        <w:tc>
+          <w:tcPr>
+            <w:tcW w:type="dxa" w:w="1134"/>
+            <w:vAlign w:val="top"/>
+            <w:tcMar>
+              <w:top w:w="42" w:type="dxa"/>
+              <w:start w:w="90" w:type="dxa"/>
+              <w:bottom w:w="42" w:type="dxa"/>
+              <w:end w:w="90" w:type="dxa"/>
+            </w:tcMar>
+          </w:tcPr>
+          <w:p>
+            <w:pPr>
+              <w:pStyle w:val="TabCell"/>
+              <w:jc w:val="center"/>
+            </w:pPr>
+            <w:r>
+              <w:fldChar w:fldCharType="begin"/>
+            </w:r>
+            <w:r>
+              <w:instrText xml:space="preserve"> PAGEREF tray_8_3 \h </w:instrText>
+            </w:r>
+            <w:r>
+              <w:fldChar w:fldCharType="separate"/>
+            </w:r>
+            <w:r>
+              <w:rPr>
+                <w:rFonts w:ascii="Calibri" w:hAnsi="Calibri"/>
+                <w:sz w:val="19"/>
+              </w:rPr>
+              <w:t>—</w:t>
+            </w:r>
+            <w:r>
+              <w:fldChar w:fldCharType="end"/>
+            </w:r>
+          </w:p>
+        </w:tc>
+      </w:tr>
+      <w:tr>
+        <w:trPr>
+          <w:cantSplit/>
+        </w:trPr>
+        <w:tc>
+          <w:tcPr>
+            <w:tcW w:type="dxa" w:w="9666"/>
+            <w:vAlign w:val="top"/>
+            <w:tcMar>
+              <w:top w:w="42" w:type="dxa"/>
+              <w:start w:w="90" w:type="dxa"/>
+              <w:bottom w:w="42" w:type="dxa"/>
+              <w:end w:w="90" w:type="dxa"/>
+            </w:tcMar>
+          </w:tcPr>
+          <w:p>
+            <w:pPr>
+              <w:pStyle w:val="TabCell"/>
+              <w:ind w:start="238"/>
+            </w:pPr>
+            <w:r>
+              <w:rPr>
+                <w:sz w:val="19"/>
+              </w:rPr>
+              <w:t>8.4   Tonsillectomy and Adenoidectomy Tray</w:t>
+            </w:r>
+          </w:p>
+        </w:tc>
+        <w:tc>
+          <w:tcPr>
+            <w:tcW w:type="dxa" w:w="1134"/>
+            <w:vAlign w:val="top"/>
+            <w:tcMar>
+              <w:top w:w="42" w:type="dxa"/>
+              <w:start w:w="90" w:type="dxa"/>
+              <w:bottom w:w="42" w:type="dxa"/>
+              <w:end w:w="90" w:type="dxa"/>
+            </w:tcMar>
+          </w:tcPr>
+          <w:p>
+            <w:pPr>
+              <w:pStyle w:val="TabCell"/>
+              <w:jc w:val="center"/>
+            </w:pPr>
+            <w:r>
+              <w:fldChar w:fldCharType="begin"/>
+            </w:r>
+            <w:r>
+              <w:instrText xml:space="preserve"> PAGEREF tray_8_4 \h </w:instrText>
+            </w:r>
+            <w:r>
+              <w:fldChar w:fldCharType="separate"/>
+            </w:r>
+            <w:r>
+              <w:rPr>
+                <w:rFonts w:ascii="Calibri" w:hAnsi="Calibri"/>
+                <w:sz w:val="19"/>
+              </w:rPr>
+              <w:t>—</w:t>
+            </w:r>
+            <w:r>
+              <w:fldChar w:fldCharType="end"/>
+            </w:r>
+          </w:p>
+        </w:tc>
+      </w:tr>
+      <w:tr>
+        <w:trPr>
+          <w:cantSplit/>
+        </w:trPr>
+        <w:tc>
+          <w:tcPr>
+            <w:tcW w:type="dxa" w:w="9666"/>
+            <w:vAlign w:val="top"/>
+            <w:tcMar>
+              <w:top w:w="42" w:type="dxa"/>
+              <w:start w:w="90" w:type="dxa"/>
+              <w:bottom w:w="42" w:type="dxa"/>
+              <w:end w:w="90" w:type="dxa"/>
+            </w:tcMar>
+          </w:tcPr>
+          <w:p>
+            <w:pPr>
+              <w:pStyle w:val="TabCell"/>
+              <w:ind w:start="238"/>
+            </w:pPr>
+            <w:r>
+              <w:rPr>
+                <w:sz w:val="19"/>
+              </w:rPr>
+              <w:t>8.5   Tracheostomy Tray</w:t>
+            </w:r>
+          </w:p>
+        </w:tc>
+        <w:tc>
+          <w:tcPr>
+            <w:tcW w:type="dxa" w:w="1134"/>
+            <w:vAlign w:val="top"/>
+            <w:tcMar>
+              <w:top w:w="42" w:type="dxa"/>
+              <w:start w:w="90" w:type="dxa"/>
+              <w:bottom w:w="42" w:type="dxa"/>
+              <w:end w:w="90" w:type="dxa"/>
+            </w:tcMar>
+          </w:tcPr>
+          <w:p>
+            <w:pPr>
+              <w:pStyle w:val="TabCell"/>
+              <w:jc w:val="center"/>
+            </w:pPr>
+            <w:r>
+              <w:fldChar w:fldCharType="begin"/>
+            </w:r>
+            <w:r>
+              <w:instrText xml:space="preserve"> PAGEREF tray_8_5 \h </w:instrText>
+            </w:r>
+            <w:r>
+              <w:fldChar w:fldCharType="separate"/>
+            </w:r>
+            <w:r>
+              <w:rPr>
+                <w:rFonts w:ascii="Calibri" w:hAnsi="Calibri"/>
+                <w:sz w:val="19"/>
+              </w:rPr>
+              <w:t>—</w:t>
+            </w:r>
+            <w:r>
+              <w:fldChar w:fldCharType="end"/>
+            </w:r>
+          </w:p>
+        </w:tc>
+      </w:tr>
+      <w:tr>
+        <w:trPr>
+          <w:cantSplit/>
+        </w:trPr>
+        <w:tc>
+          <w:tcPr>
+            <w:tcW w:type="dxa" w:w="9666"/>
+            <w:vAlign w:val="top"/>
+            <w:tcMar>
+              <w:top w:w="42" w:type="dxa"/>
+              <w:start w:w="90" w:type="dxa"/>
+              <w:bottom w:w="42" w:type="dxa"/>
+              <w:end w:w="90" w:type="dxa"/>
+            </w:tcMar>
+          </w:tcPr>
+          <w:p>
+            <w:pPr>
+              <w:pStyle w:val="TabCell"/>
+              <w:ind w:start="238"/>
+            </w:pPr>
+            <w:r>
+              <w:rPr>
+                <w:sz w:val="19"/>
+              </w:rPr>
+              <w:t>8.6   Antral Puncture Tray</w:t>
+            </w:r>
+          </w:p>
+        </w:tc>
+        <w:tc>
+          <w:tcPr>
+            <w:tcW w:type="dxa" w:w="1134"/>
+            <w:vAlign w:val="top"/>
+            <w:tcMar>
+              <w:top w:w="42" w:type="dxa"/>
+              <w:start w:w="90" w:type="dxa"/>
+              <w:bottom w:w="42" w:type="dxa"/>
+              <w:end w:w="90" w:type="dxa"/>
+            </w:tcMar>
+          </w:tcPr>
+          <w:p>
+            <w:pPr>
+              <w:pStyle w:val="TabCell"/>
+              <w:jc w:val="center"/>
+            </w:pPr>
+            <w:r>
+              <w:fldChar w:fldCharType="begin"/>
+            </w:r>
+            <w:r>
+              <w:instrText xml:space="preserve"> PAGEREF tray_8_6 \h </w:instrText>
+            </w:r>
+            <w:r>
+              <w:fldChar w:fldCharType="separate"/>
+            </w:r>
+            <w:r>
+              <w:rPr>
+                <w:rFonts w:ascii="Calibri" w:hAnsi="Calibri"/>
+                <w:sz w:val="19"/>
+              </w:rPr>
+              <w:t>—</w:t>
+            </w:r>
+            <w:r>
+              <w:fldChar w:fldCharType="end"/>
+            </w:r>
+          </w:p>
+        </w:tc>
+      </w:tr>
+    </w:tbl>
+    <w:p>
+      <w:pPr>
+        <w:spacing w:before="0" w:after="120" w:line="240" w:lineRule="auto"/>
+      </w:pPr>
+    </w:p>
+    <w:p>
+      <w:r>
+        <w:br w:type="page"/>
       </w:r>
     </w:p>
     <w:p>
+      <w:bookmarkStart w:id="1066" w:name="how_to_read"/>
       <w:pPr>
-        <w:spacing w:before="0" w:after="0"/>
+        <w:pStyle w:val="TOCHead"/>
+        <w:spacing w:before="80" w:after="40"/>
       </w:pPr>
       <w:r>
-        <w:fldChar w:fldCharType="begin"/>
+        <w:t>How to Read These Notes</w:t>
+      </w:r>
+      <w:bookmarkEnd w:id="1066"/>
+    </w:p>
+    <w:p>
+      <w:pPr>
+        <w:jc w:val="center"/>
+        <w:spacing w:before="0" w:after="160" w:line="240" w:lineRule="auto"/>
+        <w:pBdr>
+          <w:bottom w:val="single" w:sz="18" w:space="1" w:color="000000"/>
+        </w:pBdr>
+      </w:pPr>
+    </w:p>
+    <w:p>
+      <w:pPr>
+        <w:pStyle w:val="TrayLead"/>
+        <w:spacing w:before="0" w:after="160"/>
+      </w:pPr>
+      <w:r>
+        <w:t xml:space="preserve">Every tray chapter is built to the same pattern, so you can find the same kind of information in the same place each time. Read the </w:t>
       </w:r>
       <w:r>
-        <w:instrText xml:space="preserve"> TOC \o "1-2" \h \z \u </w:instrText>
+        <w:rPr>
+          <w:i/>
+        </w:rPr>
+        <w:t>lead paragraph</w:t>
       </w:r>
       <w:r>
-        <w:fldChar w:fldCharType="separate"/>
+        <w:t xml:space="preserve"> and the </w:t>
       </w:r>
       <w:r>
-        <w:t>Right-click here and choose “Update Field”, or press Ctrl+A then F9, to build the Table of Contents with page numbers.</w:t>
+        <w:rPr>
+          <w:i/>
+        </w:rPr>
+        <w:t>figure</w:t>
       </w:r>
       <w:r>
-        <w:fldChar w:fldCharType="end"/>
+        <w:t xml:space="preserve"> first to fix the idea, then work through the contents table.</w:t>
       </w:r>
+    </w:p>
+    <w:tbl>
+      <w:tblPr>
+        <w:tblW w:type="auto" w:w="0"/>
+        <w:jc w:val="center"/>
+        <w:tblLayout w:type="fixed"/>
+        <w:tblLook w:firstColumn="1" w:firstRow="1" w:lastColumn="0" w:lastRow="0" w:noHBand="0" w:noVBand="1" w:val="04A0"/>
+        <w:tblLayout w:type="fixed"/>
+        <w:tblBorders>
+          <w:top w:val="single" w:sz="12" w:space="0" w:color="000000"/>
+          <w:bottom w:val="single" w:sz="12" w:space="0" w:color="000000"/>
+          <w:insideH w:val="single" w:sz="4" w:space="0" w:color="BBBBBB"/>
+        </w:tblBorders>
+      </w:tblPr>
+      <w:tblGrid>
+        <w:gridCol w:w="5400"/>
+        <w:gridCol w:w="5400"/>
+      </w:tblGrid>
+      <w:tr>
+        <w:tc>
+          <w:tcPr>
+            <w:tcW w:type="dxa" w:w="2835"/>
+            <w:vAlign w:val="top"/>
+            <w:tcMar>
+              <w:top w:w="70" w:type="dxa"/>
+              <w:start w:w="0" w:type="dxa"/>
+              <w:bottom w:w="70" w:type="dxa"/>
+              <w:end w:w="110" w:type="dxa"/>
+            </w:tcMar>
+          </w:tcPr>
+          <w:p>
+            <w:pPr>
+              <w:pStyle w:val="TabHead"/>
+            </w:pPr>
+            <w:r>
+              <w:rPr>
+                <w:sz w:val="19"/>
+              </w:rPr>
+              <w:t>Lead paragraph</w:t>
+            </w:r>
+          </w:p>
+        </w:tc>
+        <w:tc>
+          <w:tcPr>
+            <w:tcW w:type="dxa" w:w="7965"/>
+            <w:vAlign w:val="top"/>
+            <w:tcMar>
+              <w:top w:w="70" w:type="dxa"/>
+              <w:start w:w="0" w:type="dxa"/>
+              <w:bottom w:w="70" w:type="dxa"/>
+              <w:end w:w="110" w:type="dxa"/>
+            </w:tcMar>
+          </w:tcPr>
+          <w:p>
+            <w:pPr>
+              <w:pStyle w:val="TabCell"/>
+            </w:pPr>
+            <w:r>
+              <w:rPr>
+                <w:sz w:val="19"/>
+              </w:rPr>
+              <w:t>What the tray is for and the single idea that shapes it. If you remember nothing else from a chapter, remember this.</w:t>
+            </w:r>
+          </w:p>
+        </w:tc>
+      </w:tr>
+      <w:tr>
+        <w:tc>
+          <w:tcPr>
+            <w:tcW w:type="dxa" w:w="2835"/>
+            <w:vAlign w:val="top"/>
+            <w:tcMar>
+              <w:top w:w="70" w:type="dxa"/>
+              <w:start w:w="0" w:type="dxa"/>
+              <w:bottom w:w="70" w:type="dxa"/>
+              <w:end w:w="110" w:type="dxa"/>
+            </w:tcMar>
+          </w:tcPr>
+          <w:p>
+            <w:pPr>
+              <w:pStyle w:val="TabHead"/>
+            </w:pPr>
+            <w:r>
+              <w:rPr>
+                <w:sz w:val="19"/>
+              </w:rPr>
+              <w:t>Used for / includes</w:t>
+            </w:r>
+          </w:p>
+        </w:tc>
+        <w:tc>
+          <w:tcPr>
+            <w:tcW w:type="dxa" w:w="7965"/>
+            <w:vAlign w:val="top"/>
+            <w:tcMar>
+              <w:top w:w="70" w:type="dxa"/>
+              <w:start w:w="0" w:type="dxa"/>
+              <w:bottom w:w="70" w:type="dxa"/>
+              <w:end w:w="110" w:type="dxa"/>
+            </w:tcMar>
+          </w:tcPr>
+          <w:p>
+            <w:pPr>
+              <w:pStyle w:val="TabCell"/>
+            </w:pPr>
+            <w:r>
+              <w:rPr>
+                <w:sz w:val="19"/>
+              </w:rPr>
+              <w:t>The procedures the tray serves — useful for 'name three indications' questions.</w:t>
+            </w:r>
+          </w:p>
+        </w:tc>
+      </w:tr>
+      <w:tr>
+        <w:tc>
+          <w:tcPr>
+            <w:tcW w:type="dxa" w:w="2835"/>
+            <w:vAlign w:val="top"/>
+            <w:tcMar>
+              <w:top w:w="70" w:type="dxa"/>
+              <w:start w:w="0" w:type="dxa"/>
+              <w:bottom w:w="70" w:type="dxa"/>
+              <w:end w:w="110" w:type="dxa"/>
+            </w:tcMar>
+          </w:tcPr>
+          <w:p>
+            <w:pPr>
+              <w:pStyle w:val="TabHead"/>
+            </w:pPr>
+            <w:r>
+              <w:rPr>
+                <w:sz w:val="19"/>
+              </w:rPr>
+              <w:t>Figure</w:t>
+            </w:r>
+          </w:p>
+        </w:tc>
+        <w:tc>
+          <w:tcPr>
+            <w:tcW w:type="dxa" w:w="7965"/>
+            <w:vAlign w:val="top"/>
+            <w:tcMar>
+              <w:top w:w="70" w:type="dxa"/>
+              <w:start w:w="0" w:type="dxa"/>
+              <w:bottom w:w="70" w:type="dxa"/>
+              <w:end w:w="110" w:type="dxa"/>
+            </w:tcMar>
+          </w:tcPr>
+          <w:p>
+            <w:pPr>
+              <w:pStyle w:val="TabCell"/>
+            </w:pPr>
+            <w:r>
+              <w:rPr>
+                <w:sz w:val="19"/>
+              </w:rPr>
+              <w:t xml:space="preserve">An original line diagram of the tray's </w:t>
+            </w:r>
+            <w:r>
+              <w:rPr>
+                <w:b/>
+                <w:sz w:val="19"/>
+              </w:rPr>
+              <w:t>signature instruments</w:t>
+            </w:r>
+            <w:r>
+              <w:rPr>
+                <w:sz w:val="19"/>
+              </w:rPr>
+              <w:t xml:space="preserve"> — the items that identify it. Diagrams are schematic: they show the identifying feature (jaw pattern, bevel direction, footplate, curve) rather than a photographic likeness.</w:t>
+            </w:r>
+          </w:p>
+        </w:tc>
+      </w:tr>
+      <w:tr>
+        <w:tc>
+          <w:tcPr>
+            <w:tcW w:type="dxa" w:w="2835"/>
+            <w:vAlign w:val="top"/>
+            <w:tcMar>
+              <w:top w:w="70" w:type="dxa"/>
+              <w:start w:w="0" w:type="dxa"/>
+              <w:bottom w:w="70" w:type="dxa"/>
+              <w:end w:w="110" w:type="dxa"/>
+            </w:tcMar>
+          </w:tcPr>
+          <w:p>
+            <w:pPr>
+              <w:pStyle w:val="TabHead"/>
+            </w:pPr>
+            <w:r>
+              <w:rPr>
+                <w:sz w:val="19"/>
+              </w:rPr>
+              <w:t>Callout box</w:t>
+            </w:r>
+          </w:p>
+        </w:tc>
+        <w:tc>
+          <w:tcPr>
+            <w:tcW w:type="dxa" w:w="7965"/>
+            <w:vAlign w:val="top"/>
+            <w:tcMar>
+              <w:top w:w="70" w:type="dxa"/>
+              <w:start w:w="0" w:type="dxa"/>
+              <w:bottom w:w="70" w:type="dxa"/>
+              <w:end w:w="110" w:type="dxa"/>
+            </w:tcMar>
+          </w:tcPr>
+          <w:p>
+            <w:pPr>
+              <w:pStyle w:val="TabCell"/>
+            </w:pPr>
+            <w:r>
+              <w:rPr>
+                <w:sz w:val="19"/>
+              </w:rPr>
+              <w:t>The one concept, distinction or safety rule that examiners return to for that tray.</w:t>
+            </w:r>
+          </w:p>
+        </w:tc>
+      </w:tr>
+      <w:tr>
+        <w:tc>
+          <w:tcPr>
+            <w:tcW w:type="dxa" w:w="2835"/>
+            <w:vAlign w:val="top"/>
+            <w:tcMar>
+              <w:top w:w="70" w:type="dxa"/>
+              <w:start w:w="0" w:type="dxa"/>
+              <w:bottom w:w="70" w:type="dxa"/>
+              <w:end w:w="110" w:type="dxa"/>
+            </w:tcMar>
+          </w:tcPr>
+          <w:p>
+            <w:pPr>
+              <w:pStyle w:val="TabHead"/>
+            </w:pPr>
+            <w:r>
+              <w:rPr>
+                <w:sz w:val="19"/>
+              </w:rPr>
+              <w:t>Contents of the tray</w:t>
+            </w:r>
+          </w:p>
+        </w:tc>
+        <w:tc>
+          <w:tcPr>
+            <w:tcW w:type="dxa" w:w="7965"/>
+            <w:vAlign w:val="top"/>
+            <w:tcMar>
+              <w:top w:w="70" w:type="dxa"/>
+              <w:start w:w="0" w:type="dxa"/>
+              <w:bottom w:w="70" w:type="dxa"/>
+              <w:end w:w="110" w:type="dxa"/>
+            </w:tcMar>
+          </w:tcPr>
+          <w:p>
+            <w:pPr>
+              <w:pStyle w:val="TabCell"/>
+            </w:pPr>
+            <w:r>
+              <w:rPr>
+                <w:sz w:val="19"/>
+              </w:rPr>
+              <w:t xml:space="preserve">The full instrument list, grouped by </w:t>
+            </w:r>
+            <w:r>
+              <w:rPr>
+                <w:b/>
+                <w:sz w:val="19"/>
+              </w:rPr>
+              <w:t>function</w:t>
+            </w:r>
+            <w:r>
+              <w:rPr>
+                <w:sz w:val="19"/>
+              </w:rPr>
+              <w:t xml:space="preserve"> — cutting, grasping, clamping, retracting, suturing, suctioning — with quantities and the reason each item is present. Answer 'enumerate the contents' questions using these groups as headings.</w:t>
+            </w:r>
+          </w:p>
+        </w:tc>
+      </w:tr>
+      <w:tr>
+        <w:tc>
+          <w:tcPr>
+            <w:tcW w:type="dxa" w:w="2835"/>
+            <w:vAlign w:val="top"/>
+            <w:tcMar>
+              <w:top w:w="70" w:type="dxa"/>
+              <w:start w:w="0" w:type="dxa"/>
+              <w:bottom w:w="70" w:type="dxa"/>
+              <w:end w:w="110" w:type="dxa"/>
+            </w:tcMar>
+          </w:tcPr>
+          <w:p>
+            <w:pPr>
+              <w:pStyle w:val="TabHead"/>
+            </w:pPr>
+            <w:r>
+              <w:rPr>
+                <w:sz w:val="19"/>
+              </w:rPr>
+              <w:t>Additional supplies</w:t>
+            </w:r>
+          </w:p>
+        </w:tc>
+        <w:tc>
+          <w:tcPr>
+            <w:tcW w:type="dxa" w:w="7965"/>
+            <w:vAlign w:val="top"/>
+            <w:tcMar>
+              <w:top w:w="70" w:type="dxa"/>
+              <w:start w:w="0" w:type="dxa"/>
+              <w:bottom w:w="70" w:type="dxa"/>
+              <w:end w:w="110" w:type="dxa"/>
+            </w:tcMar>
+          </w:tcPr>
+          <w:p>
+            <w:pPr>
+              <w:pStyle w:val="TabCell"/>
+            </w:pPr>
+            <w:r>
+              <w:rPr>
+                <w:sz w:val="19"/>
+              </w:rPr>
+              <w:t>Position, draping, structures at risk and procedure-specific notes.</w:t>
+            </w:r>
+          </w:p>
+        </w:tc>
+      </w:tr>
+      <w:tr>
+        <w:tc>
+          <w:tcPr>
+            <w:tcW w:type="dxa" w:w="2835"/>
+            <w:vAlign w:val="top"/>
+            <w:tcMar>
+              <w:top w:w="70" w:type="dxa"/>
+              <w:start w:w="0" w:type="dxa"/>
+              <w:bottom w:w="70" w:type="dxa"/>
+              <w:end w:w="110" w:type="dxa"/>
+            </w:tcMar>
+          </w:tcPr>
+          <w:p>
+            <w:pPr>
+              <w:pStyle w:val="TabHead"/>
+            </w:pPr>
+            <w:r>
+              <w:rPr>
+                <w:sz w:val="19"/>
+              </w:rPr>
+              <w:t>Comparison table</w:t>
+            </w:r>
+          </w:p>
+        </w:tc>
+        <w:tc>
+          <w:tcPr>
+            <w:tcW w:type="dxa" w:w="7965"/>
+            <w:vAlign w:val="top"/>
+            <w:tcMar>
+              <w:top w:w="70" w:type="dxa"/>
+              <w:start w:w="0" w:type="dxa"/>
+              <w:bottom w:w="70" w:type="dxa"/>
+              <w:end w:w="110" w:type="dxa"/>
+            </w:tcMar>
+          </w:tcPr>
+          <w:p>
+            <w:pPr>
+              <w:pStyle w:val="TabCell"/>
+            </w:pPr>
+            <w:r>
+              <w:rPr>
+                <w:sz w:val="19"/>
+              </w:rPr>
+              <w:t>Where two trays or two instruments are easily confused, they are set side by side.</w:t>
+            </w:r>
+          </w:p>
+        </w:tc>
+      </w:tr>
+      <w:tr>
+        <w:tc>
+          <w:tcPr>
+            <w:tcW w:type="dxa" w:w="2835"/>
+            <w:vAlign w:val="top"/>
+            <w:tcMar>
+              <w:top w:w="70" w:type="dxa"/>
+              <w:start w:w="0" w:type="dxa"/>
+              <w:bottom w:w="70" w:type="dxa"/>
+              <w:end w:w="110" w:type="dxa"/>
+            </w:tcMar>
+          </w:tcPr>
+          <w:p>
+            <w:pPr>
+              <w:pStyle w:val="TabHead"/>
+            </w:pPr>
+            <w:r>
+              <w:rPr>
+                <w:sz w:val="19"/>
+              </w:rPr>
+              <w:t>Examination pointers</w:t>
+            </w:r>
+          </w:p>
+        </w:tc>
+        <w:tc>
+          <w:tcPr>
+            <w:tcW w:type="dxa" w:w="7965"/>
+            <w:vAlign w:val="top"/>
+            <w:tcMar>
+              <w:top w:w="70" w:type="dxa"/>
+              <w:start w:w="0" w:type="dxa"/>
+              <w:bottom w:w="70" w:type="dxa"/>
+              <w:end w:w="110" w:type="dxa"/>
+            </w:tcMar>
+          </w:tcPr>
+          <w:p>
+            <w:pPr>
+              <w:pStyle w:val="TabCell"/>
+            </w:pPr>
+            <w:r>
+              <w:rPr>
+                <w:sz w:val="19"/>
+              </w:rPr>
+              <w:t>The specific facts most often awarded marks — learn these last, as revision.</w:t>
+            </w:r>
+          </w:p>
+        </w:tc>
+      </w:tr>
+      <w:tr>
+        <w:tc>
+          <w:tcPr>
+            <w:tcW w:type="dxa" w:w="2835"/>
+            <w:vAlign w:val="top"/>
+            <w:tcMar>
+              <w:top w:w="70" w:type="dxa"/>
+              <w:start w:w="0" w:type="dxa"/>
+              <w:bottom w:w="70" w:type="dxa"/>
+              <w:end w:w="110" w:type="dxa"/>
+            </w:tcMar>
+          </w:tcPr>
+          <w:p>
+            <w:pPr>
+              <w:pStyle w:val="TabHead"/>
+            </w:pPr>
+            <w:r>
+              <w:rPr>
+                <w:sz w:val="19"/>
+              </w:rPr>
+              <w:t>Common mistakes</w:t>
+            </w:r>
+          </w:p>
+        </w:tc>
+        <w:tc>
+          <w:tcPr>
+            <w:tcW w:type="dxa" w:w="7965"/>
+            <w:vAlign w:val="top"/>
+            <w:tcMar>
+              <w:top w:w="70" w:type="dxa"/>
+              <w:start w:w="0" w:type="dxa"/>
+              <w:bottom w:w="70" w:type="dxa"/>
+              <w:end w:w="110" w:type="dxa"/>
+            </w:tcMar>
+          </w:tcPr>
+          <w:p>
+            <w:pPr>
+              <w:pStyle w:val="TabCell"/>
+            </w:pPr>
+            <w:r>
+              <w:rPr>
+                <w:sz w:val="19"/>
+              </w:rPr>
+              <w:t>Errors that lose marks, marked with ✗.</w:t>
+            </w:r>
+          </w:p>
+        </w:tc>
+      </w:tr>
+      <w:tr>
+        <w:tc>
+          <w:tcPr>
+            <w:tcW w:type="dxa" w:w="2835"/>
+            <w:vAlign w:val="top"/>
+            <w:tcMar>
+              <w:top w:w="70" w:type="dxa"/>
+              <w:start w:w="0" w:type="dxa"/>
+              <w:bottom w:w="70" w:type="dxa"/>
+              <w:end w:w="110" w:type="dxa"/>
+            </w:tcMar>
+          </w:tcPr>
+          <w:p>
+            <w:pPr>
+              <w:pStyle w:val="TabHead"/>
+            </w:pPr>
+            <w:r>
+              <w:rPr>
+                <w:sz w:val="19"/>
+              </w:rPr>
+              <w:t>Likely examination questions</w:t>
+            </w:r>
+          </w:p>
+        </w:tc>
+        <w:tc>
+          <w:tcPr>
+            <w:tcW w:type="dxa" w:w="7965"/>
+            <w:vAlign w:val="top"/>
+            <w:tcMar>
+              <w:top w:w="70" w:type="dxa"/>
+              <w:start w:w="0" w:type="dxa"/>
+              <w:bottom w:w="70" w:type="dxa"/>
+              <w:end w:w="110" w:type="dxa"/>
+            </w:tcMar>
+          </w:tcPr>
+          <w:p>
+            <w:pPr>
+              <w:pStyle w:val="TabCell"/>
+            </w:pPr>
+            <w:r>
+              <w:rPr>
+                <w:sz w:val="19"/>
+              </w:rPr>
+              <w:t>Questions with model answers written at the length an examiner expects.</w:t>
+            </w:r>
+          </w:p>
+        </w:tc>
+      </w:tr>
+      <w:tr>
+        <w:tc>
+          <w:tcPr>
+            <w:tcW w:type="dxa" w:w="2835"/>
+            <w:vAlign w:val="top"/>
+            <w:tcMar>
+              <w:top w:w="70" w:type="dxa"/>
+              <w:start w:w="0" w:type="dxa"/>
+              <w:bottom w:w="70" w:type="dxa"/>
+              <w:end w:w="110" w:type="dxa"/>
+            </w:tcMar>
+          </w:tcPr>
+          <w:p>
+            <w:pPr>
+              <w:pStyle w:val="TabHead"/>
+            </w:pPr>
+            <w:r>
+              <w:rPr>
+                <w:sz w:val="19"/>
+              </w:rPr>
+              <w:t>A note on quantities</w:t>
+            </w:r>
+          </w:p>
+        </w:tc>
+        <w:tc>
+          <w:tcPr>
+            <w:tcW w:type="dxa" w:w="7965"/>
+            <w:vAlign w:val="top"/>
+            <w:tcMar>
+              <w:top w:w="70" w:type="dxa"/>
+              <w:start w:w="0" w:type="dxa"/>
+              <w:bottom w:w="70" w:type="dxa"/>
+              <w:end w:w="110" w:type="dxa"/>
+            </w:tcMar>
+          </w:tcPr>
+          <w:p>
+            <w:pPr>
+              <w:pStyle w:val="TabCell"/>
+            </w:pPr>
+            <w:r>
+              <w:rPr>
+                <w:sz w:val="19"/>
+              </w:rPr>
+              <w:t xml:space="preserve">Instrument </w:t>
+            </w:r>
+            <w:r>
+              <w:rPr>
+                <w:b/>
+                <w:sz w:val="19"/>
+              </w:rPr>
+              <w:t>names, functions and groupings</w:t>
+            </w:r>
+            <w:r>
+              <w:rPr>
+                <w:sz w:val="19"/>
+              </w:rPr>
+              <w:t xml:space="preserve"> are standard. The </w:t>
+            </w:r>
+            <w:r>
+              <w:rPr>
+                <w:b/>
+                <w:sz w:val="19"/>
+              </w:rPr>
+              <w:t>numbers</w:t>
+            </w:r>
+            <w:r>
+              <w:rPr>
+                <w:sz w:val="19"/>
+              </w:rPr>
+              <w:t xml:space="preserve"> ("6 Allis clamps") vary between institutions — please cross-check them against your prescribed textbook.</w:t>
+            </w:r>
+          </w:p>
+        </w:tc>
+      </w:tr>
+      <w:tr>
+        <w:tc>
+          <w:tcPr>
+            <w:tcW w:type="dxa" w:w="2835"/>
+            <w:vAlign w:val="top"/>
+            <w:tcMar>
+              <w:top w:w="70" w:type="dxa"/>
+              <w:start w:w="0" w:type="dxa"/>
+              <w:bottom w:w="70" w:type="dxa"/>
+              <w:end w:w="110" w:type="dxa"/>
+            </w:tcMar>
+          </w:tcPr>
+          <w:p>
+            <w:pPr>
+              <w:pStyle w:val="TabHead"/>
+            </w:pPr>
+            <w:r>
+              <w:rPr>
+                <w:sz w:val="19"/>
+              </w:rPr>
+              <w:t>Printing</w:t>
+            </w:r>
+          </w:p>
+        </w:tc>
+        <w:tc>
+          <w:tcPr>
+            <w:tcW w:type="dxa" w:w="7965"/>
+            <w:vAlign w:val="top"/>
+            <w:tcMar>
+              <w:top w:w="70" w:type="dxa"/>
+              <w:start w:w="0" w:type="dxa"/>
+              <w:bottom w:w="70" w:type="dxa"/>
+              <w:end w:w="110" w:type="dxa"/>
+            </w:tcMar>
+          </w:tcPr>
+          <w:p>
+            <w:pPr>
+              <w:pStyle w:val="TabCell"/>
+            </w:pPr>
+            <w:r>
+              <w:rPr>
+                <w:sz w:val="19"/>
+              </w:rPr>
+              <w:t>Legal paper (8.5 × 14 in), 1.27 cm margins, monochrome throughout. No information depends on colour, so a black-and-white printer loses nothing.</w:t>
+            </w:r>
+          </w:p>
+        </w:tc>
+      </w:tr>
+    </w:tbl>
+    <w:p>
+      <w:pPr>
+        <w:spacing w:before="0" w:after="120" w:line="240" w:lineRule="auto"/>
+      </w:pPr>
     </w:p>
     <w:p>
       <w:r>
@@ -262,7 +1492,7 @@
             </w:r>
           </w:p>
           <w:p>
-            <w:bookmarkStart w:id="1058" w:name="part_VIII"/>
+            <w:bookmarkStart w:id="1067" w:name="part_VIII"/>
             <w:pPr>
               <w:pStyle w:val="Heading1"/>
               <w:jc w:val="left"/>
@@ -277,7 +1507,7 @@
               </w:rPr>
               <w:t>Otorhinolaryngologic (ENT) Trays</w:t>
             </w:r>
-            <w:bookmarkEnd w:id="1058"/>
+            <w:bookmarkEnd w:id="1067"/>
           </w:p>
           <w:p>
             <w:pPr>
@@ -347,12 +1577,7 @@
       </w:r>
     </w:p>
     <w:p>
-      <w:r>
-        <w:br w:type="page"/>
-      </w:r>
-    </w:p>
-    <w:p>
-      <w:bookmarkStart w:id="1059" w:name="tray_8_1"/>
+      <w:bookmarkStart w:id="1068" w:name="tray_8_1"/>
       <w:pPr>
         <w:pStyle w:val="Heading2"/>
         <w:spacing w:before="320" w:after="40"/>
@@ -379,7 +1604,7 @@
         </w:rPr>
         <w:t>Basic Ear Procedures Tray</w:t>
       </w:r>
-      <w:bookmarkEnd w:id="1059"/>
+      <w:bookmarkEnd w:id="1068"/>
     </w:p>
     <w:p>
       <w:pPr>
@@ -682,130 +1907,135 @@
               <w:t>Fig 8.1 — Microsurgical instruments for a millimetre-scale field</w:t>
             </w:r>
           </w:p>
-          <w:tbl>
-            <w:tblPr>
-              <w:tblW w:type="auto" w:w="0"/>
-              <w:tblLayout w:type="fixed"/>
-              <w:tblLook w:firstColumn="1" w:firstRow="1" w:lastColumn="0" w:lastRow="0" w:noHBand="0" w:noVBand="1" w:val="04A0"/>
-              <w:tblBorders>
-                <w:top w:val="single" w:sz="6" w:space="0" w:color="000000"/>
-                <w:left w:val="single" w:sz="20" w:space="0" w:color="000000"/>
-                <w:bottom w:val="single" w:sz="6" w:space="0" w:color="000000"/>
-                <w:right w:val="single" w:sz="6" w:space="0" w:color="000000"/>
-              </w:tblBorders>
-            </w:tblPr>
-            <w:tblGrid>
-              <w:gridCol w:w="3685"/>
-            </w:tblGrid>
-            <w:tr>
-              <w:tc>
-                <w:tcPr>
-                  <w:tcW w:type="dxa" w:w="3685"/>
-                  <w:shd w:val="clear" w:color="auto" w:fill="F0F0F0"/>
-                  <w:tcMar>
-                    <w:top w:w="90" w:type="dxa"/>
-                    <w:start w:w="120" w:type="dxa"/>
-                    <w:bottom w:w="90" w:type="dxa"/>
-                    <w:end w:w="120" w:type="dxa"/>
-                  </w:tcMar>
-                </w:tcPr>
-                <w:p>
-                  <w:pPr>
-                    <w:pStyle w:val="BoxHead"/>
-                    <w:spacing w:before="0" w:after="60"/>
-                  </w:pPr>
-                  <w:r>
-                    <w:t>Cutting versus diamond burr</w:t>
-                  </w:r>
-                </w:p>
-                <w:p>
-                  <w:pPr>
-                    <w:pStyle w:val="BoxBody"/>
-                    <w:spacing w:before="20" w:after="40"/>
-                    <w:ind w:start="181" w:hanging="181"/>
-                  </w:pPr>
-                  <w:r>
-                    <w:rPr>
-                      <w:rFonts w:ascii="Calibri" w:hAnsi="Calibri"/>
-                      <w:b/>
-                    </w:rPr>
-                    <w:t xml:space="preserve">▪  </w:t>
-                  </w:r>
-                  <w:r>
-                    <w:rPr>
-                      <w:b/>
-                    </w:rPr>
-                    <w:t>Cutting burr</w:t>
-                  </w:r>
-                  <w:r>
-                    <w:t xml:space="preserve"> — removes bone quickly; used in the bulk of the mastoid.</w:t>
-                  </w:r>
-                </w:p>
-                <w:p>
-                  <w:pPr>
-                    <w:pStyle w:val="BoxBody"/>
-                    <w:spacing w:before="20" w:after="40"/>
-                    <w:ind w:start="181" w:hanging="181"/>
-                  </w:pPr>
-                  <w:r>
-                    <w:rPr>
-                      <w:rFonts w:ascii="Calibri" w:hAnsi="Calibri"/>
-                      <w:b/>
-                    </w:rPr>
-                    <w:t xml:space="preserve">▪  </w:t>
-                  </w:r>
-                  <w:r>
-                    <w:rPr>
-                      <w:b/>
-                    </w:rPr>
-                    <w:t>Diamond burr</w:t>
-                  </w:r>
-                  <w:r>
-                    <w:t xml:space="preserve"> — abrades slowly and is </w:t>
-                  </w:r>
-                  <w:r>
-                    <w:rPr>
-                      <w:b/>
-                    </w:rPr>
-                    <w:t>safer near the facial nerve, dura and sinus</w:t>
-                  </w:r>
-                  <w:r>
-                    <w:t>; also useful for haemostasis of bone.</w:t>
-                  </w:r>
-                </w:p>
-                <w:p>
-                  <w:pPr>
-                    <w:pStyle w:val="BoxBody"/>
-                    <w:spacing w:before="20" w:after="40"/>
-                    <w:ind w:start="181" w:hanging="181"/>
-                  </w:pPr>
-                  <w:r>
-                    <w:rPr>
-                      <w:rFonts w:ascii="Calibri" w:hAnsi="Calibri"/>
-                      <w:b/>
-                    </w:rPr>
-                    <w:t xml:space="preserve">▪  </w:t>
-                  </w:r>
-                  <w:r>
-                    <w:t xml:space="preserve">Both need </w:t>
-                  </w:r>
-                  <w:r>
-                    <w:rPr>
-                      <w:b/>
-                    </w:rPr>
-                    <w:t>continuous suction–irrigation</w:t>
-                  </w:r>
-                  <w:r>
-                    <w:t xml:space="preserve"> to prevent heat injury.</w:t>
-                  </w:r>
-                </w:p>
-              </w:tc>
-            </w:tr>
-          </w:tbl>
-          <w:p/>
         </w:tc>
       </w:tr>
     </w:tbl>
+    <w:tbl>
+      <w:tblPr>
+        <w:tblW w:type="auto" w:w="0"/>
+        <w:jc w:val="center"/>
+        <w:tblLayout w:type="fixed"/>
+        <w:tblLook w:firstColumn="1" w:firstRow="1" w:lastColumn="0" w:lastRow="0" w:noHBand="0" w:noVBand="1" w:val="04A0"/>
+        <w:tblBorders>
+          <w:top w:val="single" w:sz="6" w:space="0" w:color="000000"/>
+          <w:left w:val="single" w:sz="24" w:space="0" w:color="000000"/>
+          <w:bottom w:val="single" w:sz="6" w:space="0" w:color="000000"/>
+          <w:right w:val="single" w:sz="6" w:space="0" w:color="000000"/>
+        </w:tblBorders>
+      </w:tblPr>
+      <w:tblGrid>
+        <w:gridCol w:w="10800"/>
+      </w:tblGrid>
+      <w:tr>
+        <w:tc>
+          <w:tcPr>
+            <w:tcW w:type="dxa" w:w="10800"/>
+            <w:shd w:val="clear" w:color="auto" w:fill="E4E4E4"/>
+            <w:tcMar>
+              <w:top w:w="110" w:type="dxa"/>
+              <w:start w:w="150" w:type="dxa"/>
+              <w:bottom w:w="110" w:type="dxa"/>
+              <w:end w:w="150" w:type="dxa"/>
+            </w:tcMar>
+          </w:tcPr>
+          <w:p>
+            <w:pPr>
+              <w:pStyle w:val="BoxHead"/>
+              <w:spacing w:before="0" w:after="60"/>
+            </w:pPr>
+            <w:r>
+              <w:t>Cutting versus diamond burr</w:t>
+            </w:r>
+          </w:p>
+          <w:p>
+            <w:pPr>
+              <w:pStyle w:val="BoxBody"/>
+              <w:spacing w:before="20" w:after="40"/>
+              <w:ind w:start="204" w:hanging="204"/>
+            </w:pPr>
+            <w:r>
+              <w:rPr>
+                <w:rFonts w:ascii="Calibri" w:hAnsi="Calibri"/>
+                <w:b/>
+              </w:rPr>
+              <w:t xml:space="preserve">▪  </w:t>
+            </w:r>
+            <w:r>
+              <w:rPr>
+                <w:b/>
+              </w:rPr>
+              <w:t>Cutting burr</w:t>
+            </w:r>
+            <w:r>
+              <w:t xml:space="preserve"> — removes bone quickly; used in the bulk of the mastoid.</w:t>
+            </w:r>
+          </w:p>
+          <w:p>
+            <w:pPr>
+              <w:pStyle w:val="BoxBody"/>
+              <w:spacing w:before="20" w:after="40"/>
+              <w:ind w:start="204" w:hanging="204"/>
+            </w:pPr>
+            <w:r>
+              <w:rPr>
+                <w:rFonts w:ascii="Calibri" w:hAnsi="Calibri"/>
+                <w:b/>
+              </w:rPr>
+              <w:t xml:space="preserve">▪  </w:t>
+            </w:r>
+            <w:r>
+              <w:rPr>
+                <w:b/>
+              </w:rPr>
+              <w:t>Diamond burr</w:t>
+            </w:r>
+            <w:r>
+              <w:t xml:space="preserve"> — abrades slowly and is </w:t>
+            </w:r>
+            <w:r>
+              <w:rPr>
+                <w:b/>
+              </w:rPr>
+              <w:t>safer near the facial nerve, dura and sinus</w:t>
+            </w:r>
+            <w:r>
+              <w:t>; also useful for haemostasis of bone.</w:t>
+            </w:r>
+          </w:p>
+          <w:p>
+            <w:pPr>
+              <w:pStyle w:val="BoxBody"/>
+              <w:spacing w:before="20" w:after="40"/>
+              <w:ind w:start="204" w:hanging="204"/>
+            </w:pPr>
+            <w:r>
+              <w:rPr>
+                <w:rFonts w:ascii="Calibri" w:hAnsi="Calibri"/>
+                <w:b/>
+              </w:rPr>
+              <w:t xml:space="preserve">▪  </w:t>
+            </w:r>
+            <w:r>
+              <w:t xml:space="preserve">Both need </w:t>
+            </w:r>
+            <w:r>
+              <w:rPr>
+                <w:b/>
+              </w:rPr>
+              <w:t>continuous suction–irrigation</w:t>
+            </w:r>
+            <w:r>
+              <w:t xml:space="preserve"> to prevent heat injury.</w:t>
+            </w:r>
+          </w:p>
+        </w:tc>
+      </w:tr>
+    </w:tbl>
+    <w:p>
+      <w:pPr>
+        <w:spacing w:before="0" w:after="140" w:line="240" w:lineRule="auto"/>
+      </w:pPr>
+    </w:p>
     <w:p>
       <w:pPr>
         <w:pStyle w:val="Heading3"/>
@@ -4213,7 +5443,7 @@
       </w:r>
     </w:p>
     <w:p>
-      <w:bookmarkStart w:id="1060" w:name="tray_8_2"/>
+      <w:bookmarkStart w:id="1069" w:name="tray_8_2"/>
       <w:pPr>
         <w:pStyle w:val="Heading2"/>
         <w:spacing w:before="320" w:after="40"/>
@@ -4240,7 +5470,7 @@
         </w:rPr>
         <w:t>Nasal Procedures Tray</w:t>
       </w:r>
-      <w:bookmarkEnd w:id="1060"/>
+      <w:bookmarkEnd w:id="1069"/>
     </w:p>
     <w:p>
       <w:pPr>
@@ -4543,136 +5773,141 @@
               <w:t>Fig 8.2 — Long, thin, bayonet-shaped instruments</w:t>
             </w:r>
           </w:p>
-          <w:tbl>
-            <w:tblPr>
-              <w:tblW w:type="auto" w:w="0"/>
-              <w:tblLayout w:type="fixed"/>
-              <w:tblLook w:firstColumn="1" w:firstRow="1" w:lastColumn="0" w:lastRow="0" w:noHBand="0" w:noVBand="1" w:val="04A0"/>
-              <w:tblBorders>
-                <w:top w:val="single" w:sz="6" w:space="0" w:color="000000"/>
-                <w:left w:val="single" w:sz="20" w:space="0" w:color="000000"/>
-                <w:bottom w:val="single" w:sz="6" w:space="0" w:color="000000"/>
-                <w:right w:val="single" w:sz="6" w:space="0" w:color="000000"/>
-              </w:tblBorders>
-            </w:tblPr>
-            <w:tblGrid>
-              <w:gridCol w:w="3685"/>
-            </w:tblGrid>
-            <w:tr>
-              <w:tc>
-                <w:tcPr>
-                  <w:tcW w:type="dxa" w:w="3685"/>
-                  <w:shd w:val="clear" w:color="auto" w:fill="F0F0F0"/>
-                  <w:tcMar>
-                    <w:top w:w="90" w:type="dxa"/>
-                    <w:start w:w="120" w:type="dxa"/>
-                    <w:bottom w:w="90" w:type="dxa"/>
-                    <w:end w:w="120" w:type="dxa"/>
-                  </w:tcMar>
-                </w:tcPr>
-                <w:p>
-                  <w:pPr>
-                    <w:pStyle w:val="BoxHead"/>
-                    <w:spacing w:before="0" w:after="60"/>
-                  </w:pPr>
-                  <w:r>
-                    <w:t>Why bayonet-shaped?</w:t>
-                  </w:r>
-                </w:p>
-                <w:p>
-                  <w:pPr>
-                    <w:pStyle w:val="BoxBody"/>
-                    <w:spacing w:before="20" w:after="40"/>
-                    <w:ind w:start="181" w:hanging="181"/>
-                  </w:pPr>
-                  <w:r>
-                    <w:rPr>
-                      <w:rFonts w:ascii="Calibri" w:hAnsi="Calibri"/>
-                      <w:b/>
-                    </w:rPr>
-                    <w:t xml:space="preserve">▪  </w:t>
-                  </w:r>
-                  <w:r>
-                    <w:t xml:space="preserve">Looking down a nostril, a </w:t>
-                  </w:r>
-                  <w:r>
-                    <w:rPr>
-                      <w:b/>
-                    </w:rPr>
-                    <w:t>straight instrument and the hand holding it block the view</w:t>
-                  </w:r>
-                  <w:r>
-                    <w:t>.</w:t>
-                  </w:r>
-                </w:p>
-                <w:p>
-                  <w:pPr>
-                    <w:pStyle w:val="BoxBody"/>
-                    <w:spacing w:before="20" w:after="40"/>
-                    <w:ind w:start="181" w:hanging="181"/>
-                  </w:pPr>
-                  <w:r>
-                    <w:rPr>
-                      <w:rFonts w:ascii="Calibri" w:hAnsi="Calibri"/>
-                      <w:b/>
-                    </w:rPr>
-                    <w:t xml:space="preserve">▪  </w:t>
-                  </w:r>
-                  <w:r>
-                    <w:t xml:space="preserve">A </w:t>
-                  </w:r>
-                  <w:r>
-                    <w:rPr>
-                      <w:b/>
-                    </w:rPr>
-                    <w:t>bayonet</w:t>
-                  </w:r>
-                  <w:r>
-                    <w:t xml:space="preserve"> offset displaces the hand and shaft sideways, keeping the line of sight clear.</w:t>
-                  </w:r>
-                </w:p>
-                <w:p>
-                  <w:pPr>
-                    <w:pStyle w:val="BoxBody"/>
-                    <w:spacing w:before="20" w:after="40"/>
-                    <w:ind w:start="181" w:hanging="181"/>
-                  </w:pPr>
-                  <w:r>
-                    <w:rPr>
-                      <w:rFonts w:ascii="Calibri" w:hAnsi="Calibri"/>
-                      <w:b/>
-                    </w:rPr>
-                    <w:t xml:space="preserve">▪  </w:t>
-                  </w:r>
-                  <w:r>
-                    <w:t xml:space="preserve">The same reasoning explains why FESS forceps are </w:t>
-                  </w:r>
-                  <w:r>
-                    <w:rPr>
-                      <w:b/>
-                    </w:rPr>
-                    <w:t>up-angled</w:t>
-                  </w:r>
-                  <w:r>
-                    <w:t xml:space="preserve"> and why </w:t>
-                  </w:r>
-                  <w:r>
-                    <w:rPr>
-                      <w:b/>
-                    </w:rPr>
-                    <w:t>back-biting</w:t>
-                  </w:r>
-                  <w:r>
-                    <w:t xml:space="preserve"> forceps exist.</w:t>
-                  </w:r>
-                </w:p>
-              </w:tc>
-            </w:tr>
-          </w:tbl>
-          <w:p/>
         </w:tc>
       </w:tr>
     </w:tbl>
+    <w:tbl>
+      <w:tblPr>
+        <w:tblW w:type="auto" w:w="0"/>
+        <w:jc w:val="center"/>
+        <w:tblLayout w:type="fixed"/>
+        <w:tblLook w:firstColumn="1" w:firstRow="1" w:lastColumn="0" w:lastRow="0" w:noHBand="0" w:noVBand="1" w:val="04A0"/>
+        <w:tblBorders>
+          <w:top w:val="single" w:sz="6" w:space="0" w:color="000000"/>
+          <w:left w:val="single" w:sz="24" w:space="0" w:color="000000"/>
+          <w:bottom w:val="single" w:sz="6" w:space="0" w:color="000000"/>
+          <w:right w:val="single" w:sz="6" w:space="0" w:color="000000"/>
+        </w:tblBorders>
+      </w:tblPr>
+      <w:tblGrid>
+        <w:gridCol w:w="10800"/>
+      </w:tblGrid>
+      <w:tr>
+        <w:tc>
+          <w:tcPr>
+            <w:tcW w:type="dxa" w:w="10800"/>
+            <w:shd w:val="clear" w:color="auto" w:fill="E4E4E4"/>
+            <w:tcMar>
+              <w:top w:w="110" w:type="dxa"/>
+              <w:start w:w="150" w:type="dxa"/>
+              <w:bottom w:w="110" w:type="dxa"/>
+              <w:end w:w="150" w:type="dxa"/>
+            </w:tcMar>
+          </w:tcPr>
+          <w:p>
+            <w:pPr>
+              <w:pStyle w:val="BoxHead"/>
+              <w:spacing w:before="0" w:after="60"/>
+            </w:pPr>
+            <w:r>
+              <w:t>Why bayonet-shaped?</w:t>
+            </w:r>
+          </w:p>
+          <w:p>
+            <w:pPr>
+              <w:pStyle w:val="BoxBody"/>
+              <w:spacing w:before="20" w:after="40"/>
+              <w:ind w:start="204" w:hanging="204"/>
+            </w:pPr>
+            <w:r>
+              <w:rPr>
+                <w:rFonts w:ascii="Calibri" w:hAnsi="Calibri"/>
+                <w:b/>
+              </w:rPr>
+              <w:t xml:space="preserve">▪  </w:t>
+            </w:r>
+            <w:r>
+              <w:t xml:space="preserve">Looking down a nostril, a </w:t>
+            </w:r>
+            <w:r>
+              <w:rPr>
+                <w:b/>
+              </w:rPr>
+              <w:t>straight instrument and the hand holding it block the view</w:t>
+            </w:r>
+            <w:r>
+              <w:t>.</w:t>
+            </w:r>
+          </w:p>
+          <w:p>
+            <w:pPr>
+              <w:pStyle w:val="BoxBody"/>
+              <w:spacing w:before="20" w:after="40"/>
+              <w:ind w:start="204" w:hanging="204"/>
+            </w:pPr>
+            <w:r>
+              <w:rPr>
+                <w:rFonts w:ascii="Calibri" w:hAnsi="Calibri"/>
+                <w:b/>
+              </w:rPr>
+              <w:t xml:space="preserve">▪  </w:t>
+            </w:r>
+            <w:r>
+              <w:t xml:space="preserve">A </w:t>
+            </w:r>
+            <w:r>
+              <w:rPr>
+                <w:b/>
+              </w:rPr>
+              <w:t>bayonet</w:t>
+            </w:r>
+            <w:r>
+              <w:t xml:space="preserve"> offset displaces the hand and shaft sideways, keeping the line of sight clear.</w:t>
+            </w:r>
+          </w:p>
+          <w:p>
+            <w:pPr>
+              <w:pStyle w:val="BoxBody"/>
+              <w:spacing w:before="20" w:after="40"/>
+              <w:ind w:start="204" w:hanging="204"/>
+            </w:pPr>
+            <w:r>
+              <w:rPr>
+                <w:rFonts w:ascii="Calibri" w:hAnsi="Calibri"/>
+                <w:b/>
+              </w:rPr>
+              <w:t xml:space="preserve">▪  </w:t>
+            </w:r>
+            <w:r>
+              <w:t xml:space="preserve">The same reasoning explains why FESS forceps are </w:t>
+            </w:r>
+            <w:r>
+              <w:rPr>
+                <w:b/>
+              </w:rPr>
+              <w:t>up-angled</w:t>
+            </w:r>
+            <w:r>
+              <w:t xml:space="preserve"> and why </w:t>
+            </w:r>
+            <w:r>
+              <w:rPr>
+                <w:b/>
+              </w:rPr>
+              <w:t>back-biting</w:t>
+            </w:r>
+            <w:r>
+              <w:t xml:space="preserve"> forceps exist.</w:t>
+            </w:r>
+          </w:p>
+        </w:tc>
+      </w:tr>
+    </w:tbl>
+    <w:p>
+      <w:pPr>
+        <w:spacing w:before="0" w:after="140" w:line="240" w:lineRule="auto"/>
+      </w:pPr>
+    </w:p>
     <w:p>
       <w:pPr>
         <w:pStyle w:val="Heading3"/>
@@ -8349,7 +9584,7 @@
       </w:r>
     </w:p>
     <w:p>
-      <w:bookmarkStart w:id="1061" w:name="tray_8_3"/>
+      <w:bookmarkStart w:id="1070" w:name="tray_8_3"/>
       <w:pPr>
         <w:pStyle w:val="Heading2"/>
         <w:spacing w:before="320" w:after="40"/>
@@ -8376,7 +9611,7 @@
         </w:rPr>
         <w:t>Myringotomy Tray</w:t>
       </w:r>
-      <w:bookmarkEnd w:id="1061"/>
+      <w:bookmarkEnd w:id="1070"/>
     </w:p>
     <w:p>
       <w:pPr>
@@ -8651,127 +9886,132 @@
               <w:t>Fig 8.3 — Four instruments and a microscope</w:t>
             </w:r>
           </w:p>
-          <w:tbl>
-            <w:tblPr>
-              <w:tblW w:type="auto" w:w="0"/>
-              <w:tblLayout w:type="fixed"/>
-              <w:tblLook w:firstColumn="1" w:firstRow="1" w:lastColumn="0" w:lastRow="0" w:noHBand="0" w:noVBand="1" w:val="04A0"/>
-              <w:tblBorders>
-                <w:top w:val="single" w:sz="6" w:space="0" w:color="000000"/>
-                <w:left w:val="single" w:sz="20" w:space="0" w:color="000000"/>
-                <w:bottom w:val="single" w:sz="6" w:space="0" w:color="000000"/>
-                <w:right w:val="single" w:sz="6" w:space="0" w:color="000000"/>
-              </w:tblBorders>
-            </w:tblPr>
-            <w:tblGrid>
-              <w:gridCol w:w="3685"/>
-            </w:tblGrid>
-            <w:tr>
-              <w:tc>
-                <w:tcPr>
-                  <w:tcW w:type="dxa" w:w="3685"/>
-                  <w:shd w:val="clear" w:color="auto" w:fill="F0F0F0"/>
-                  <w:tcMar>
-                    <w:top w:w="90" w:type="dxa"/>
-                    <w:start w:w="120" w:type="dxa"/>
-                    <w:bottom w:w="90" w:type="dxa"/>
-                    <w:end w:w="120" w:type="dxa"/>
-                  </w:tcMar>
-                </w:tcPr>
-                <w:p>
-                  <w:pPr>
-                    <w:pStyle w:val="BoxHead"/>
-                    <w:spacing w:before="0" w:after="60"/>
-                  </w:pPr>
-                  <w:r>
-                    <w:t>Which quadrant?</w:t>
-                  </w:r>
-                </w:p>
-                <w:p>
-                  <w:pPr>
-                    <w:pStyle w:val="BoxBody"/>
-                    <w:spacing w:before="20" w:after="40"/>
-                    <w:ind w:start="181" w:hanging="181"/>
-                  </w:pPr>
-                  <w:r>
-                    <w:rPr>
-                      <w:rFonts w:ascii="Calibri" w:hAnsi="Calibri"/>
-                      <w:b/>
-                    </w:rPr>
-                    <w:t xml:space="preserve">▪  </w:t>
-                  </w:r>
-                  <w:r>
-                    <w:t xml:space="preserve">Incise the </w:t>
-                  </w:r>
-                  <w:r>
-                    <w:rPr>
-                      <w:b/>
-                    </w:rPr>
-                    <w:t>antero-inferior quadrant</w:t>
-                  </w:r>
-                  <w:r>
-                    <w:t>.</w:t>
-                  </w:r>
-                </w:p>
-                <w:p>
-                  <w:pPr>
-                    <w:pStyle w:val="BoxBody"/>
-                    <w:spacing w:before="20" w:after="40"/>
-                    <w:ind w:start="181" w:hanging="181"/>
-                  </w:pPr>
-                  <w:r>
-                    <w:rPr>
-                      <w:rFonts w:ascii="Calibri" w:hAnsi="Calibri"/>
-                      <w:b/>
-                    </w:rPr>
-                    <w:t xml:space="preserve">▪  </w:t>
-                  </w:r>
-                  <w:r>
-                    <w:t xml:space="preserve">The </w:t>
-                  </w:r>
-                  <w:r>
-                    <w:rPr>
-                      <w:b/>
-                    </w:rPr>
-                    <w:t>postero-superior quadrant</w:t>
-                  </w:r>
-                  <w:r>
-                    <w:t xml:space="preserve"> contains the </w:t>
-                  </w:r>
-                  <w:r>
-                    <w:rPr>
-                      <w:b/>
-                    </w:rPr>
-                    <w:t>ossicular chain (incudostapedial joint)</w:t>
-                  </w:r>
-                  <w:r>
-                    <w:t xml:space="preserve"> and must be avoided.</w:t>
-                  </w:r>
-                </w:p>
-                <w:p>
-                  <w:pPr>
-                    <w:pStyle w:val="BoxBody"/>
-                    <w:spacing w:before="20" w:after="40"/>
-                    <w:ind w:start="181" w:hanging="181"/>
-                  </w:pPr>
-                  <w:r>
-                    <w:rPr>
-                      <w:rFonts w:ascii="Calibri" w:hAnsi="Calibri"/>
-                      <w:b/>
-                    </w:rPr>
-                    <w:t xml:space="preserve">▪  </w:t>
-                  </w:r>
-                  <w:r>
-                    <w:t>A guaranteed one-mark question.</w:t>
-                  </w:r>
-                </w:p>
-              </w:tc>
-            </w:tr>
-          </w:tbl>
-          <w:p/>
         </w:tc>
       </w:tr>
     </w:tbl>
+    <w:tbl>
+      <w:tblPr>
+        <w:tblW w:type="auto" w:w="0"/>
+        <w:jc w:val="center"/>
+        <w:tblLayout w:type="fixed"/>
+        <w:tblLook w:firstColumn="1" w:firstRow="1" w:lastColumn="0" w:lastRow="0" w:noHBand="0" w:noVBand="1" w:val="04A0"/>
+        <w:tblBorders>
+          <w:top w:val="single" w:sz="6" w:space="0" w:color="000000"/>
+          <w:left w:val="single" w:sz="24" w:space="0" w:color="000000"/>
+          <w:bottom w:val="single" w:sz="6" w:space="0" w:color="000000"/>
+          <w:right w:val="single" w:sz="6" w:space="0" w:color="000000"/>
+        </w:tblBorders>
+      </w:tblPr>
+      <w:tblGrid>
+        <w:gridCol w:w="10800"/>
+      </w:tblGrid>
+      <w:tr>
+        <w:tc>
+          <w:tcPr>
+            <w:tcW w:type="dxa" w:w="10800"/>
+            <w:shd w:val="clear" w:color="auto" w:fill="E4E4E4"/>
+            <w:tcMar>
+              <w:top w:w="110" w:type="dxa"/>
+              <w:start w:w="150" w:type="dxa"/>
+              <w:bottom w:w="110" w:type="dxa"/>
+              <w:end w:w="150" w:type="dxa"/>
+            </w:tcMar>
+          </w:tcPr>
+          <w:p>
+            <w:pPr>
+              <w:pStyle w:val="BoxHead"/>
+              <w:spacing w:before="0" w:after="60"/>
+            </w:pPr>
+            <w:r>
+              <w:t>Which quadrant?</w:t>
+            </w:r>
+          </w:p>
+          <w:p>
+            <w:pPr>
+              <w:pStyle w:val="BoxBody"/>
+              <w:spacing w:before="20" w:after="40"/>
+              <w:ind w:start="204" w:hanging="204"/>
+            </w:pPr>
+            <w:r>
+              <w:rPr>
+                <w:rFonts w:ascii="Calibri" w:hAnsi="Calibri"/>
+                <w:b/>
+              </w:rPr>
+              <w:t xml:space="preserve">▪  </w:t>
+            </w:r>
+            <w:r>
+              <w:t xml:space="preserve">Incise the </w:t>
+            </w:r>
+            <w:r>
+              <w:rPr>
+                <w:b/>
+              </w:rPr>
+              <w:t>antero-inferior quadrant</w:t>
+            </w:r>
+            <w:r>
+              <w:t>.</w:t>
+            </w:r>
+          </w:p>
+          <w:p>
+            <w:pPr>
+              <w:pStyle w:val="BoxBody"/>
+              <w:spacing w:before="20" w:after="40"/>
+              <w:ind w:start="204" w:hanging="204"/>
+            </w:pPr>
+            <w:r>
+              <w:rPr>
+                <w:rFonts w:ascii="Calibri" w:hAnsi="Calibri"/>
+                <w:b/>
+              </w:rPr>
+              <w:t xml:space="preserve">▪  </w:t>
+            </w:r>
+            <w:r>
+              <w:t xml:space="preserve">The </w:t>
+            </w:r>
+            <w:r>
+              <w:rPr>
+                <w:b/>
+              </w:rPr>
+              <w:t>postero-superior quadrant</w:t>
+            </w:r>
+            <w:r>
+              <w:t xml:space="preserve"> contains the </w:t>
+            </w:r>
+            <w:r>
+              <w:rPr>
+                <w:b/>
+              </w:rPr>
+              <w:t>ossicular chain (incudostapedial joint)</w:t>
+            </w:r>
+            <w:r>
+              <w:t xml:space="preserve"> and must be avoided.</w:t>
+            </w:r>
+          </w:p>
+          <w:p>
+            <w:pPr>
+              <w:pStyle w:val="BoxBody"/>
+              <w:spacing w:before="20" w:after="40"/>
+              <w:ind w:start="204" w:hanging="204"/>
+            </w:pPr>
+            <w:r>
+              <w:rPr>
+                <w:rFonts w:ascii="Calibri" w:hAnsi="Calibri"/>
+                <w:b/>
+              </w:rPr>
+              <w:t xml:space="preserve">▪  </w:t>
+            </w:r>
+            <w:r>
+              <w:t>A guaranteed one-mark question.</w:t>
+            </w:r>
+          </w:p>
+        </w:tc>
+      </w:tr>
+    </w:tbl>
+    <w:p>
+      <w:pPr>
+        <w:spacing w:before="0" w:after="140" w:line="240" w:lineRule="auto"/>
+      </w:pPr>
+    </w:p>
     <w:p>
       <w:pPr>
         <w:pStyle w:val="Heading3"/>
@@ -10766,7 +12006,7 @@
       </w:r>
     </w:p>
     <w:p>
-      <w:bookmarkStart w:id="1062" w:name="tray_8_4"/>
+      <w:bookmarkStart w:id="1071" w:name="tray_8_4"/>
       <w:pPr>
         <w:pStyle w:val="Heading2"/>
         <w:spacing w:before="320" w:after="40"/>
@@ -10793,7 +12033,7 @@
         </w:rPr>
         <w:t>Tonsillectomy and Adenoidectomy Tray</w:t>
       </w:r>
-      <w:bookmarkEnd w:id="1062"/>
+      <w:bookmarkEnd w:id="1071"/>
     </w:p>
     <w:p>
       <w:pPr>
@@ -11080,119 +12320,124 @@
               <w:t>Fig 8.4 — Expose the mouth, dissect, snare, secure haemostasis</w:t>
             </w:r>
           </w:p>
-          <w:tbl>
-            <w:tblPr>
-              <w:tblW w:type="auto" w:w="0"/>
-              <w:tblLayout w:type="fixed"/>
-              <w:tblLook w:firstColumn="1" w:firstRow="1" w:lastColumn="0" w:lastRow="0" w:noHBand="0" w:noVBand="1" w:val="04A0"/>
-              <w:tblBorders>
-                <w:top w:val="single" w:sz="6" w:space="0" w:color="000000"/>
-                <w:left w:val="single" w:sz="20" w:space="0" w:color="000000"/>
-                <w:bottom w:val="single" w:sz="6" w:space="0" w:color="000000"/>
-                <w:right w:val="single" w:sz="6" w:space="0" w:color="000000"/>
-              </w:tblBorders>
-            </w:tblPr>
-            <w:tblGrid>
-              <w:gridCol w:w="3685"/>
-            </w:tblGrid>
-            <w:tr>
-              <w:tc>
-                <w:tcPr>
-                  <w:tcW w:type="dxa" w:w="3685"/>
-                  <w:shd w:val="clear" w:color="auto" w:fill="F0F0F0"/>
-                  <w:tcMar>
-                    <w:top w:w="90" w:type="dxa"/>
-                    <w:start w:w="120" w:type="dxa"/>
-                    <w:bottom w:w="90" w:type="dxa"/>
-                    <w:end w:w="120" w:type="dxa"/>
-                  </w:tcMar>
-                </w:tcPr>
-                <w:p>
-                  <w:pPr>
-                    <w:pStyle w:val="BoxHead"/>
-                    <w:spacing w:before="0" w:after="60"/>
-                  </w:pPr>
-                  <w:r>
-                    <w:t>The bleeding tonsil</w:t>
-                  </w:r>
-                </w:p>
-                <w:p>
-                  <w:pPr>
-                    <w:pStyle w:val="BoxBody"/>
-                    <w:spacing w:before="20" w:after="40"/>
-                    <w:ind w:start="181" w:hanging="181"/>
-                  </w:pPr>
-                  <w:r>
-                    <w:rPr>
-                      <w:rFonts w:ascii="Calibri" w:hAnsi="Calibri"/>
-                      <w:b/>
-                    </w:rPr>
-                    <w:t xml:space="preserve">▪  </w:t>
-                  </w:r>
-                  <w:r>
-                    <w:t xml:space="preserve">A post-tonsillectomy bleed is an </w:t>
-                  </w:r>
-                  <w:r>
-                    <w:rPr>
-                      <w:b/>
-                    </w:rPr>
-                    <w:t>emergency</w:t>
-                  </w:r>
-                  <w:r>
-                    <w:t xml:space="preserve">: the patient may be hypovolaemic with a </w:t>
-                  </w:r>
-                  <w:r>
-                    <w:rPr>
-                      <w:b/>
-                    </w:rPr>
-                    <w:t>stomach full of swallowed blood</w:t>
-                  </w:r>
-                  <w:r>
-                    <w:t>.</w:t>
-                  </w:r>
-                </w:p>
-                <w:p>
-                  <w:pPr>
-                    <w:pStyle w:val="BoxBody"/>
-                    <w:spacing w:before="20" w:after="40"/>
-                    <w:ind w:start="181" w:hanging="181"/>
-                  </w:pPr>
-                  <w:r>
-                    <w:rPr>
-                      <w:rFonts w:ascii="Calibri" w:hAnsi="Calibri"/>
-                      <w:b/>
-                    </w:rPr>
-                    <w:t xml:space="preserve">▪  </w:t>
-                  </w:r>
-                  <w:r>
-                    <w:t xml:space="preserve">Preparation: </w:t>
-                  </w:r>
-                  <w:r>
-                    <w:rPr>
-                      <w:b/>
-                    </w:rPr>
-                    <w:t>two working suctions</w:t>
-                  </w:r>
-                  <w:r>
-                    <w:t xml:space="preserve">, difficult-airway trolley, cross-matched blood, rapid-sequence induction, and a </w:t>
-                  </w:r>
-                  <w:r>
-                    <w:rPr>
-                      <w:b/>
-                    </w:rPr>
-                    <w:t>tonsil bleeding set</w:t>
-                  </w:r>
-                  <w:r>
-                    <w:t xml:space="preserve"> — gag, long curved artery forceps, ligature forceps and swabs.</w:t>
-                  </w:r>
-                </w:p>
-              </w:tc>
-            </w:tr>
-          </w:tbl>
-          <w:p/>
         </w:tc>
       </w:tr>
     </w:tbl>
+    <w:tbl>
+      <w:tblPr>
+        <w:tblW w:type="auto" w:w="0"/>
+        <w:jc w:val="center"/>
+        <w:tblLayout w:type="fixed"/>
+        <w:tblLook w:firstColumn="1" w:firstRow="1" w:lastColumn="0" w:lastRow="0" w:noHBand="0" w:noVBand="1" w:val="04A0"/>
+        <w:tblBorders>
+          <w:top w:val="single" w:sz="6" w:space="0" w:color="000000"/>
+          <w:left w:val="single" w:sz="24" w:space="0" w:color="000000"/>
+          <w:bottom w:val="single" w:sz="6" w:space="0" w:color="000000"/>
+          <w:right w:val="single" w:sz="6" w:space="0" w:color="000000"/>
+        </w:tblBorders>
+      </w:tblPr>
+      <w:tblGrid>
+        <w:gridCol w:w="10800"/>
+      </w:tblGrid>
+      <w:tr>
+        <w:tc>
+          <w:tcPr>
+            <w:tcW w:type="dxa" w:w="10800"/>
+            <w:shd w:val="clear" w:color="auto" w:fill="E4E4E4"/>
+            <w:tcMar>
+              <w:top w:w="110" w:type="dxa"/>
+              <w:start w:w="150" w:type="dxa"/>
+              <w:bottom w:w="110" w:type="dxa"/>
+              <w:end w:w="150" w:type="dxa"/>
+            </w:tcMar>
+          </w:tcPr>
+          <w:p>
+            <w:pPr>
+              <w:pStyle w:val="BoxHead"/>
+              <w:spacing w:before="0" w:after="60"/>
+            </w:pPr>
+            <w:r>
+              <w:t>The bleeding tonsil</w:t>
+            </w:r>
+          </w:p>
+          <w:p>
+            <w:pPr>
+              <w:pStyle w:val="BoxBody"/>
+              <w:spacing w:before="20" w:after="40"/>
+              <w:ind w:start="204" w:hanging="204"/>
+            </w:pPr>
+            <w:r>
+              <w:rPr>
+                <w:rFonts w:ascii="Calibri" w:hAnsi="Calibri"/>
+                <w:b/>
+              </w:rPr>
+              <w:t xml:space="preserve">▪  </w:t>
+            </w:r>
+            <w:r>
+              <w:t xml:space="preserve">A post-tonsillectomy bleed is an </w:t>
+            </w:r>
+            <w:r>
+              <w:rPr>
+                <w:b/>
+              </w:rPr>
+              <w:t>emergency</w:t>
+            </w:r>
+            <w:r>
+              <w:t xml:space="preserve">: the patient may be hypovolaemic with a </w:t>
+            </w:r>
+            <w:r>
+              <w:rPr>
+                <w:b/>
+              </w:rPr>
+              <w:t>stomach full of swallowed blood</w:t>
+            </w:r>
+            <w:r>
+              <w:t>.</w:t>
+            </w:r>
+          </w:p>
+          <w:p>
+            <w:pPr>
+              <w:pStyle w:val="BoxBody"/>
+              <w:spacing w:before="20" w:after="40"/>
+              <w:ind w:start="204" w:hanging="204"/>
+            </w:pPr>
+            <w:r>
+              <w:rPr>
+                <w:rFonts w:ascii="Calibri" w:hAnsi="Calibri"/>
+                <w:b/>
+              </w:rPr>
+              <w:t xml:space="preserve">▪  </w:t>
+            </w:r>
+            <w:r>
+              <w:t xml:space="preserve">Preparation: </w:t>
+            </w:r>
+            <w:r>
+              <w:rPr>
+                <w:b/>
+              </w:rPr>
+              <w:t>two working suctions</w:t>
+            </w:r>
+            <w:r>
+              <w:t xml:space="preserve">, difficult-airway trolley, cross-matched blood, rapid-sequence induction, and a </w:t>
+            </w:r>
+            <w:r>
+              <w:rPr>
+                <w:b/>
+              </w:rPr>
+              <w:t>tonsil bleeding set</w:t>
+            </w:r>
+            <w:r>
+              <w:t xml:space="preserve"> — gag, long curved artery forceps, ligature forceps and swabs.</w:t>
+            </w:r>
+          </w:p>
+        </w:tc>
+      </w:tr>
+    </w:tbl>
+    <w:p>
+      <w:pPr>
+        <w:spacing w:before="0" w:after="140" w:line="240" w:lineRule="auto"/>
+      </w:pPr>
+    </w:p>
     <w:p>
       <w:pPr>
         <w:pStyle w:val="Heading3"/>
@@ -14572,7 +15817,7 @@
       </w:r>
     </w:p>
     <w:p>
-      <w:bookmarkStart w:id="1063" w:name="tray_8_5"/>
+      <w:bookmarkStart w:id="1072" w:name="tray_8_5"/>
       <w:pPr>
         <w:pStyle w:val="Heading2"/>
         <w:spacing w:before="320" w:after="40"/>
@@ -14599,7 +15844,7 @@
         </w:rPr>
         <w:t>Tracheostomy Tray</w:t>
       </w:r>
-      <w:bookmarkEnd w:id="1063"/>
+      <w:bookmarkEnd w:id="1072"/>
     </w:p>
     <w:p>
       <w:pPr>
@@ -14883,220 +16128,225 @@
               <w:t>Fig 8.5 — Open the trachea, hold it open, insert the tube</w:t>
             </w:r>
           </w:p>
-          <w:tbl>
-            <w:tblPr>
-              <w:tblW w:type="auto" w:w="0"/>
-              <w:tblLayout w:type="fixed"/>
-              <w:tblLook w:firstColumn="1" w:firstRow="1" w:lastColumn="0" w:lastRow="0" w:noHBand="0" w:noVBand="1" w:val="04A0"/>
-              <w:tblBorders>
-                <w:top w:val="single" w:sz="6" w:space="0" w:color="000000"/>
-                <w:left w:val="single" w:sz="20" w:space="0" w:color="000000"/>
-                <w:bottom w:val="single" w:sz="6" w:space="0" w:color="000000"/>
-                <w:right w:val="single" w:sz="6" w:space="0" w:color="000000"/>
-              </w:tblBorders>
-            </w:tblPr>
-            <w:tblGrid>
-              <w:gridCol w:w="3685"/>
-            </w:tblGrid>
-            <w:tr>
-              <w:tc>
-                <w:tcPr>
-                  <w:tcW w:type="dxa" w:w="3685"/>
-                  <w:shd w:val="clear" w:color="auto" w:fill="F0F0F0"/>
-                  <w:tcMar>
-                    <w:top w:w="90" w:type="dxa"/>
-                    <w:start w:w="120" w:type="dxa"/>
-                    <w:bottom w:w="90" w:type="dxa"/>
-                    <w:end w:w="120" w:type="dxa"/>
-                  </w:tcMar>
-                </w:tcPr>
-                <w:p>
-                  <w:pPr>
-                    <w:pStyle w:val="BoxHead"/>
-                    <w:spacing w:before="0" w:after="60"/>
-                  </w:pPr>
-                  <w:r>
-                    <w:t>The bedside four</w:t>
-                  </w:r>
-                </w:p>
-                <w:p>
-                  <w:pPr>
-                    <w:pStyle w:val="BoxBody"/>
-                    <w:spacing w:before="20" w:after="40"/>
-                    <w:ind w:start="181" w:hanging="181"/>
-                  </w:pPr>
-                  <w:r>
-                    <w:rPr>
-                      <w:rFonts w:ascii="Calibri" w:hAnsi="Calibri"/>
-                      <w:b/>
-                    </w:rPr>
-                    <w:t xml:space="preserve">▪  </w:t>
-                  </w:r>
-                  <w:r>
-                    <w:t>Every tracheostomy patient must have at the bedside:</w:t>
-                  </w:r>
-                </w:p>
-                <w:p>
-                  <w:pPr>
-                    <w:pStyle w:val="BoxBody"/>
-                    <w:spacing w:before="20" w:after="40"/>
-                    <w:ind w:start="181" w:hanging="181"/>
-                  </w:pPr>
-                  <w:r>
-                    <w:rPr>
-                      <w:rFonts w:ascii="Calibri" w:hAnsi="Calibri"/>
-                      <w:b/>
-                    </w:rPr>
-                    <w:t xml:space="preserve">▪  </w:t>
-                  </w:r>
-                  <w:r>
-                    <w:rPr>
-                      <w:b/>
-                    </w:rPr>
-                    <w:t>1.</w:t>
-                  </w:r>
-                  <w:r>
-                    <w:t xml:space="preserve"> A spare tube of the </w:t>
-                  </w:r>
-                  <w:r>
-                    <w:rPr>
-                      <w:b/>
-                    </w:rPr>
-                    <w:t>same size</w:t>
-                  </w:r>
-                  <w:r>
-                    <w:t>.</w:t>
-                  </w:r>
-                </w:p>
-                <w:p>
-                  <w:pPr>
-                    <w:pStyle w:val="BoxBody"/>
-                    <w:spacing w:before="20" w:after="40"/>
-                    <w:ind w:start="181" w:hanging="181"/>
-                  </w:pPr>
-                  <w:r>
-                    <w:rPr>
-                      <w:rFonts w:ascii="Calibri" w:hAnsi="Calibri"/>
-                      <w:b/>
-                    </w:rPr>
-                    <w:t xml:space="preserve">▪  </w:t>
-                  </w:r>
-                  <w:r>
-                    <w:rPr>
-                      <w:b/>
-                    </w:rPr>
-                    <w:t>2.</w:t>
-                  </w:r>
-                  <w:r>
-                    <w:t xml:space="preserve"> A spare tube </w:t>
-                  </w:r>
-                  <w:r>
-                    <w:rPr>
-                      <w:b/>
-                    </w:rPr>
-                    <w:t>one size smaller</w:t>
-                  </w:r>
-                  <w:r>
-                    <w:t>.</w:t>
-                  </w:r>
-                </w:p>
-                <w:p>
-                  <w:pPr>
-                    <w:pStyle w:val="BoxBody"/>
-                    <w:spacing w:before="20" w:after="40"/>
-                    <w:ind w:start="181" w:hanging="181"/>
-                  </w:pPr>
-                  <w:r>
-                    <w:rPr>
-                      <w:rFonts w:ascii="Calibri" w:hAnsi="Calibri"/>
-                      <w:b/>
-                    </w:rPr>
-                    <w:t xml:space="preserve">▪  </w:t>
-                  </w:r>
-                  <w:r>
-                    <w:rPr>
-                      <w:b/>
-                    </w:rPr>
-                    <w:t>3.</w:t>
-                  </w:r>
-                  <w:r>
-                    <w:t xml:space="preserve"> A </w:t>
-                  </w:r>
-                  <w:r>
-                    <w:rPr>
-                      <w:b/>
-                    </w:rPr>
-                    <w:t>tracheal dilator</w:t>
-                  </w:r>
-                  <w:r>
-                    <w:t>.</w:t>
-                  </w:r>
-                </w:p>
-                <w:p>
-                  <w:pPr>
-                    <w:pStyle w:val="BoxBody"/>
-                    <w:spacing w:before="20" w:after="40"/>
-                    <w:ind w:start="181" w:hanging="181"/>
-                  </w:pPr>
-                  <w:r>
-                    <w:rPr>
-                      <w:rFonts w:ascii="Calibri" w:hAnsi="Calibri"/>
-                      <w:b/>
-                    </w:rPr>
-                    <w:t xml:space="preserve">▪  </w:t>
-                  </w:r>
-                  <w:r>
-                    <w:rPr>
-                      <w:b/>
-                    </w:rPr>
-                    <w:t>4.</w:t>
-                  </w:r>
-                  <w:r>
-                    <w:t xml:space="preserve"> Working </w:t>
-                  </w:r>
-                  <w:r>
-                    <w:rPr>
-                      <w:b/>
-                    </w:rPr>
-                    <w:t>suction</w:t>
-                  </w:r>
-                  <w:r>
-                    <w:t>.</w:t>
-                  </w:r>
-                </w:p>
-                <w:p>
-                  <w:pPr>
-                    <w:pStyle w:val="BoxBody"/>
-                    <w:spacing w:before="20" w:after="40"/>
-                    <w:ind w:start="181" w:hanging="181"/>
-                  </w:pPr>
-                  <w:r>
-                    <w:rPr>
-                      <w:rFonts w:ascii="Calibri" w:hAnsi="Calibri"/>
-                      <w:b/>
-                    </w:rPr>
-                    <w:t xml:space="preserve">▪  </w:t>
-                  </w:r>
-                  <w:r>
-                    <w:t xml:space="preserve">Plus the </w:t>
-                  </w:r>
-                  <w:r>
-                    <w:rPr>
-                      <w:b/>
-                    </w:rPr>
-                    <w:t>stay sutures</w:t>
-                  </w:r>
-                  <w:r>
-                    <w:t xml:space="preserve"> left long. This list is examined again and again.</w:t>
-                  </w:r>
-                </w:p>
-              </w:tc>
-            </w:tr>
-          </w:tbl>
-          <w:p/>
         </w:tc>
       </w:tr>
     </w:tbl>
+    <w:tbl>
+      <w:tblPr>
+        <w:tblW w:type="auto" w:w="0"/>
+        <w:jc w:val="center"/>
+        <w:tblLayout w:type="fixed"/>
+        <w:tblLook w:firstColumn="1" w:firstRow="1" w:lastColumn="0" w:lastRow="0" w:noHBand="0" w:noVBand="1" w:val="04A0"/>
+        <w:tblBorders>
+          <w:top w:val="single" w:sz="6" w:space="0" w:color="000000"/>
+          <w:left w:val="single" w:sz="24" w:space="0" w:color="000000"/>
+          <w:bottom w:val="single" w:sz="6" w:space="0" w:color="000000"/>
+          <w:right w:val="single" w:sz="6" w:space="0" w:color="000000"/>
+        </w:tblBorders>
+      </w:tblPr>
+      <w:tblGrid>
+        <w:gridCol w:w="10800"/>
+      </w:tblGrid>
+      <w:tr>
+        <w:tc>
+          <w:tcPr>
+            <w:tcW w:type="dxa" w:w="10800"/>
+            <w:shd w:val="clear" w:color="auto" w:fill="E4E4E4"/>
+            <w:tcMar>
+              <w:top w:w="110" w:type="dxa"/>
+              <w:start w:w="150" w:type="dxa"/>
+              <w:bottom w:w="110" w:type="dxa"/>
+              <w:end w:w="150" w:type="dxa"/>
+            </w:tcMar>
+          </w:tcPr>
+          <w:p>
+            <w:pPr>
+              <w:pStyle w:val="BoxHead"/>
+              <w:spacing w:before="0" w:after="60"/>
+            </w:pPr>
+            <w:r>
+              <w:t>The bedside four</w:t>
+            </w:r>
+          </w:p>
+          <w:p>
+            <w:pPr>
+              <w:pStyle w:val="BoxBody"/>
+              <w:spacing w:before="20" w:after="40"/>
+              <w:ind w:start="204" w:hanging="204"/>
+            </w:pPr>
+            <w:r>
+              <w:rPr>
+                <w:rFonts w:ascii="Calibri" w:hAnsi="Calibri"/>
+                <w:b/>
+              </w:rPr>
+              <w:t xml:space="preserve">▪  </w:t>
+            </w:r>
+            <w:r>
+              <w:t>Every tracheostomy patient must have at the bedside:</w:t>
+            </w:r>
+          </w:p>
+          <w:p>
+            <w:pPr>
+              <w:pStyle w:val="BoxBody"/>
+              <w:spacing w:before="20" w:after="40"/>
+              <w:ind w:start="204" w:hanging="204"/>
+            </w:pPr>
+            <w:r>
+              <w:rPr>
+                <w:rFonts w:ascii="Calibri" w:hAnsi="Calibri"/>
+                <w:b/>
+              </w:rPr>
+              <w:t xml:space="preserve">▪  </w:t>
+            </w:r>
+            <w:r>
+              <w:rPr>
+                <w:b/>
+              </w:rPr>
+              <w:t>1.</w:t>
+            </w:r>
+            <w:r>
+              <w:t xml:space="preserve"> A spare tube of the </w:t>
+            </w:r>
+            <w:r>
+              <w:rPr>
+                <w:b/>
+              </w:rPr>
+              <w:t>same size</w:t>
+            </w:r>
+            <w:r>
+              <w:t>.</w:t>
+            </w:r>
+          </w:p>
+          <w:p>
+            <w:pPr>
+              <w:pStyle w:val="BoxBody"/>
+              <w:spacing w:before="20" w:after="40"/>
+              <w:ind w:start="204" w:hanging="204"/>
+            </w:pPr>
+            <w:r>
+              <w:rPr>
+                <w:rFonts w:ascii="Calibri" w:hAnsi="Calibri"/>
+                <w:b/>
+              </w:rPr>
+              <w:t xml:space="preserve">▪  </w:t>
+            </w:r>
+            <w:r>
+              <w:rPr>
+                <w:b/>
+              </w:rPr>
+              <w:t>2.</w:t>
+            </w:r>
+            <w:r>
+              <w:t xml:space="preserve"> A spare tube </w:t>
+            </w:r>
+            <w:r>
+              <w:rPr>
+                <w:b/>
+              </w:rPr>
+              <w:t>one size smaller</w:t>
+            </w:r>
+            <w:r>
+              <w:t>.</w:t>
+            </w:r>
+          </w:p>
+          <w:p>
+            <w:pPr>
+              <w:pStyle w:val="BoxBody"/>
+              <w:spacing w:before="20" w:after="40"/>
+              <w:ind w:start="204" w:hanging="204"/>
+            </w:pPr>
+            <w:r>
+              <w:rPr>
+                <w:rFonts w:ascii="Calibri" w:hAnsi="Calibri"/>
+                <w:b/>
+              </w:rPr>
+              <w:t xml:space="preserve">▪  </w:t>
+            </w:r>
+            <w:r>
+              <w:rPr>
+                <w:b/>
+              </w:rPr>
+              <w:t>3.</w:t>
+            </w:r>
+            <w:r>
+              <w:t xml:space="preserve"> A </w:t>
+            </w:r>
+            <w:r>
+              <w:rPr>
+                <w:b/>
+              </w:rPr>
+              <w:t>tracheal dilator</w:t>
+            </w:r>
+            <w:r>
+              <w:t>.</w:t>
+            </w:r>
+          </w:p>
+          <w:p>
+            <w:pPr>
+              <w:pStyle w:val="BoxBody"/>
+              <w:spacing w:before="20" w:after="40"/>
+              <w:ind w:start="204" w:hanging="204"/>
+            </w:pPr>
+            <w:r>
+              <w:rPr>
+                <w:rFonts w:ascii="Calibri" w:hAnsi="Calibri"/>
+                <w:b/>
+              </w:rPr>
+              <w:t xml:space="preserve">▪  </w:t>
+            </w:r>
+            <w:r>
+              <w:rPr>
+                <w:b/>
+              </w:rPr>
+              <w:t>4.</w:t>
+            </w:r>
+            <w:r>
+              <w:t xml:space="preserve"> Working </w:t>
+            </w:r>
+            <w:r>
+              <w:rPr>
+                <w:b/>
+              </w:rPr>
+              <w:t>suction</w:t>
+            </w:r>
+            <w:r>
+              <w:t>.</w:t>
+            </w:r>
+          </w:p>
+          <w:p>
+            <w:pPr>
+              <w:pStyle w:val="BoxBody"/>
+              <w:spacing w:before="20" w:after="40"/>
+              <w:ind w:start="204" w:hanging="204"/>
+            </w:pPr>
+            <w:r>
+              <w:rPr>
+                <w:rFonts w:ascii="Calibri" w:hAnsi="Calibri"/>
+                <w:b/>
+              </w:rPr>
+              <w:t xml:space="preserve">▪  </w:t>
+            </w:r>
+            <w:r>
+              <w:t xml:space="preserve">Plus the </w:t>
+            </w:r>
+            <w:r>
+              <w:rPr>
+                <w:b/>
+              </w:rPr>
+              <w:t>stay sutures</w:t>
+            </w:r>
+            <w:r>
+              <w:t xml:space="preserve"> left long. This list is examined again and again.</w:t>
+            </w:r>
+          </w:p>
+        </w:tc>
+      </w:tr>
+    </w:tbl>
+    <w:p>
+      <w:pPr>
+        <w:spacing w:before="0" w:after="140" w:line="240" w:lineRule="auto"/>
+      </w:pPr>
+    </w:p>
     <w:p>
       <w:pPr>
         <w:pStyle w:val="Heading3"/>
@@ -18305,7 +19555,7 @@
       </w:r>
     </w:p>
     <w:p>
-      <w:bookmarkStart w:id="1064" w:name="tray_8_6"/>
+      <w:bookmarkStart w:id="1073" w:name="tray_8_6"/>
       <w:pPr>
         <w:pStyle w:val="Heading2"/>
         <w:spacing w:before="320" w:after="40"/>
@@ -18332,7 +19582,7 @@
         </w:rPr>
         <w:t>Antral Puncture Tray</w:t>
       </w:r>
-      <w:bookmarkEnd w:id="1064"/>
+      <w:bookmarkEnd w:id="1073"/>
     </w:p>
     <w:p>
       <w:pPr>
@@ -18616,127 +19866,132 @@
               <w:t>Fig 8.6 — One puncture, one cannula, one lavage</w:t>
             </w:r>
           </w:p>
-          <w:tbl>
-            <w:tblPr>
-              <w:tblW w:type="auto" w:w="0"/>
-              <w:tblLayout w:type="fixed"/>
-              <w:tblLook w:firstColumn="1" w:firstRow="1" w:lastColumn="0" w:lastRow="0" w:noHBand="0" w:noVBand="1" w:val="04A0"/>
-              <w:tblBorders>
-                <w:top w:val="single" w:sz="6" w:space="0" w:color="000000"/>
-                <w:left w:val="single" w:sz="20" w:space="0" w:color="000000"/>
-                <w:bottom w:val="single" w:sz="6" w:space="0" w:color="000000"/>
-                <w:right w:val="single" w:sz="6" w:space="0" w:color="000000"/>
-              </w:tblBorders>
-            </w:tblPr>
-            <w:tblGrid>
-              <w:gridCol w:w="3685"/>
-            </w:tblGrid>
-            <w:tr>
-              <w:tc>
-                <w:tcPr>
-                  <w:tcW w:type="dxa" w:w="3685"/>
-                  <w:shd w:val="clear" w:color="auto" w:fill="F0F0F0"/>
-                  <w:tcMar>
-                    <w:top w:w="90" w:type="dxa"/>
-                    <w:start w:w="120" w:type="dxa"/>
-                    <w:bottom w:w="90" w:type="dxa"/>
-                    <w:end w:w="120" w:type="dxa"/>
-                  </w:tcMar>
-                </w:tcPr>
-                <w:p>
-                  <w:pPr>
-                    <w:pStyle w:val="BoxHead"/>
-                    <w:spacing w:before="0" w:after="60"/>
-                  </w:pPr>
-                  <w:r>
-                    <w:t>Never inject air</w:t>
-                  </w:r>
-                </w:p>
-                <w:p>
-                  <w:pPr>
-                    <w:pStyle w:val="BoxBody"/>
-                    <w:spacing w:before="20" w:after="40"/>
-                    <w:ind w:start="181" w:hanging="181"/>
-                  </w:pPr>
-                  <w:r>
-                    <w:rPr>
-                      <w:rFonts w:ascii="Calibri" w:hAnsi="Calibri"/>
-                      <w:b/>
-                    </w:rPr>
-                    <w:t xml:space="preserve">▪  </w:t>
-                  </w:r>
-                  <w:r>
-                    <w:t xml:space="preserve">The antrum is irrigated with </w:t>
-                  </w:r>
-                  <w:r>
-                    <w:rPr>
-                      <w:b/>
-                    </w:rPr>
-                    <w:t>fluid, never air</w:t>
-                  </w:r>
-                  <w:r>
-                    <w:t>.</w:t>
-                  </w:r>
-                </w:p>
-                <w:p>
-                  <w:pPr>
-                    <w:pStyle w:val="BoxBody"/>
-                    <w:spacing w:before="20" w:after="40"/>
-                    <w:ind w:start="181" w:hanging="181"/>
-                  </w:pPr>
-                  <w:r>
-                    <w:rPr>
-                      <w:rFonts w:ascii="Calibri" w:hAnsi="Calibri"/>
-                      <w:b/>
-                    </w:rPr>
-                    <w:t xml:space="preserve">▪  </w:t>
-                  </w:r>
-                  <w:r>
-                    <w:t xml:space="preserve">Injecting air risks </w:t>
-                  </w:r>
-                  <w:r>
-                    <w:rPr>
-                      <w:b/>
-                    </w:rPr>
-                    <w:t>air embolism</w:t>
-                  </w:r>
-                  <w:r>
-                    <w:t>, which can be fatal.</w:t>
-                  </w:r>
-                </w:p>
-                <w:p>
-                  <w:pPr>
-                    <w:pStyle w:val="BoxBody"/>
-                    <w:spacing w:before="20" w:after="40"/>
-                    <w:ind w:start="181" w:hanging="181"/>
-                  </w:pPr>
-                  <w:r>
-                    <w:rPr>
-                      <w:rFonts w:ascii="Calibri" w:hAnsi="Calibri"/>
-                      <w:b/>
-                    </w:rPr>
-                    <w:t xml:space="preserve">▪  </w:t>
-                  </w:r>
-                  <w:r>
-                    <w:t xml:space="preserve">Equally: </w:t>
-                  </w:r>
-                  <w:r>
-                    <w:rPr>
-                      <w:b/>
-                    </w:rPr>
-                    <w:t>aspirate for culture before irrigating</w:t>
-                  </w:r>
-                  <w:r>
-                    <w:t>, or the diagnostic value of the procedure is lost.</w:t>
-                  </w:r>
-                </w:p>
-              </w:tc>
-            </w:tr>
-          </w:tbl>
-          <w:p/>
         </w:tc>
       </w:tr>
     </w:tbl>
+    <w:tbl>
+      <w:tblPr>
+        <w:tblW w:type="auto" w:w="0"/>
+        <w:jc w:val="center"/>
+        <w:tblLayout w:type="fixed"/>
+        <w:tblLook w:firstColumn="1" w:firstRow="1" w:lastColumn="0" w:lastRow="0" w:noHBand="0" w:noVBand="1" w:val="04A0"/>
+        <w:tblBorders>
+          <w:top w:val="single" w:sz="6" w:space="0" w:color="000000"/>
+          <w:left w:val="single" w:sz="24" w:space="0" w:color="000000"/>
+          <w:bottom w:val="single" w:sz="6" w:space="0" w:color="000000"/>
+          <w:right w:val="single" w:sz="6" w:space="0" w:color="000000"/>
+        </w:tblBorders>
+      </w:tblPr>
+      <w:tblGrid>
+        <w:gridCol w:w="10800"/>
+      </w:tblGrid>
+      <w:tr>
+        <w:tc>
+          <w:tcPr>
+            <w:tcW w:type="dxa" w:w="10800"/>
+            <w:shd w:val="clear" w:color="auto" w:fill="E4E4E4"/>
+            <w:tcMar>
+              <w:top w:w="110" w:type="dxa"/>
+              <w:start w:w="150" w:type="dxa"/>
+              <w:bottom w:w="110" w:type="dxa"/>
+              <w:end w:w="150" w:type="dxa"/>
+            </w:tcMar>
+          </w:tcPr>
+          <w:p>
+            <w:pPr>
+              <w:pStyle w:val="BoxHead"/>
+              <w:spacing w:before="0" w:after="60"/>
+            </w:pPr>
+            <w:r>
+              <w:t>Never inject air</w:t>
+            </w:r>
+          </w:p>
+          <w:p>
+            <w:pPr>
+              <w:pStyle w:val="BoxBody"/>
+              <w:spacing w:before="20" w:after="40"/>
+              <w:ind w:start="204" w:hanging="204"/>
+            </w:pPr>
+            <w:r>
+              <w:rPr>
+                <w:rFonts w:ascii="Calibri" w:hAnsi="Calibri"/>
+                <w:b/>
+              </w:rPr>
+              <w:t xml:space="preserve">▪  </w:t>
+            </w:r>
+            <w:r>
+              <w:t xml:space="preserve">The antrum is irrigated with </w:t>
+            </w:r>
+            <w:r>
+              <w:rPr>
+                <w:b/>
+              </w:rPr>
+              <w:t>fluid, never air</w:t>
+            </w:r>
+            <w:r>
+              <w:t>.</w:t>
+            </w:r>
+          </w:p>
+          <w:p>
+            <w:pPr>
+              <w:pStyle w:val="BoxBody"/>
+              <w:spacing w:before="20" w:after="40"/>
+              <w:ind w:start="204" w:hanging="204"/>
+            </w:pPr>
+            <w:r>
+              <w:rPr>
+                <w:rFonts w:ascii="Calibri" w:hAnsi="Calibri"/>
+                <w:b/>
+              </w:rPr>
+              <w:t xml:space="preserve">▪  </w:t>
+            </w:r>
+            <w:r>
+              <w:t xml:space="preserve">Injecting air risks </w:t>
+            </w:r>
+            <w:r>
+              <w:rPr>
+                <w:b/>
+              </w:rPr>
+              <w:t>air embolism</w:t>
+            </w:r>
+            <w:r>
+              <w:t>, which can be fatal.</w:t>
+            </w:r>
+          </w:p>
+          <w:p>
+            <w:pPr>
+              <w:pStyle w:val="BoxBody"/>
+              <w:spacing w:before="20" w:after="40"/>
+              <w:ind w:start="204" w:hanging="204"/>
+            </w:pPr>
+            <w:r>
+              <w:rPr>
+                <w:rFonts w:ascii="Calibri" w:hAnsi="Calibri"/>
+                <w:b/>
+              </w:rPr>
+              <w:t xml:space="preserve">▪  </w:t>
+            </w:r>
+            <w:r>
+              <w:t xml:space="preserve">Equally: </w:t>
+            </w:r>
+            <w:r>
+              <w:rPr>
+                <w:b/>
+              </w:rPr>
+              <w:t>aspirate for culture before irrigating</w:t>
+            </w:r>
+            <w:r>
+              <w:t>, or the diagnostic value of the procedure is lost.</w:t>
+            </w:r>
+          </w:p>
+        </w:tc>
+      </w:tr>
+    </w:tbl>
+    <w:p>
+      <w:pPr>
+        <w:spacing w:before="0" w:after="140" w:line="240" w:lineRule="auto"/>
+      </w:pPr>
+    </w:p>
     <w:p>
       <w:pPr>
         <w:pStyle w:val="Heading3"/>

--- a/surgical-instrument-trays/notes_by_part/08_Otorhinolaryngologic_ENT_Trays.docx
+++ b/surgical-instrument-trays/notes_by_part/08_Otorhinolaryngologic_ENT_Trays.docx
@@ -2144,7 +2144,7 @@
               <w:jc w:val="left"/>
             </w:pPr>
             <w:r>
-              <w:t>Notes / rationale</w:t>
+              <w:t>Key feature / rationale</w:t>
             </w:r>
           </w:p>
         </w:tc>
@@ -2702,6 +2702,9 @@
               <w:pStyle w:val="TabCellSm"/>
               <w:jc w:val="left"/>
             </w:pPr>
+            <w:r>
+              <w:t>retracts the postauricular incision</w:t>
+            </w:r>
           </w:p>
         </w:tc>
       </w:tr>
@@ -3298,6 +3301,9 @@
               <w:pStyle w:val="TabCellSm"/>
               <w:jc w:val="left"/>
             </w:pPr>
+            <w:r>
+              <w:t>divides adhesions and graft material in a 5 mm space</w:t>
+            </w:r>
           </w:p>
         </w:tc>
       </w:tr>
@@ -3363,6 +3369,9 @@
               <w:pStyle w:val="TabCellSm"/>
               <w:jc w:val="left"/>
             </w:pPr>
+            <w:r>
+              <w:t>palpates and separates ossicles; angled to reach the attic</w:t>
+            </w:r>
           </w:p>
         </w:tc>
       </w:tr>
@@ -3962,6 +3971,9 @@
               <w:pStyle w:val="TabCellSm"/>
               <w:jc w:val="left"/>
             </w:pPr>
+            <w:r>
+              <w:t>light taps for mastoid gouges; heavy blows risk labyrinthine injury</w:t>
+            </w:r>
           </w:p>
         </w:tc>
       </w:tr>
@@ -4027,6 +4039,9 @@
               <w:pStyle w:val="TabCellSm"/>
               <w:jc w:val="left"/>
             </w:pPr>
+            <w:r>
+              <w:t>removes small pieces of mastoid cortex or canal wall</w:t>
+            </w:r>
           </w:p>
         </w:tc>
       </w:tr>
@@ -4163,6 +4178,9 @@
               <w:pStyle w:val="TabCellSm"/>
               <w:jc w:val="left"/>
             </w:pPr>
+            <w:r>
+              <w:t>seals bleeding from cancellous mastoid bone</w:t>
+            </w:r>
           </w:p>
         </w:tc>
       </w:tr>
@@ -4543,6 +4561,9 @@
               <w:pStyle w:val="TabCellSm"/>
               <w:jc w:val="left"/>
             </w:pPr>
+            <w:r>
+              <w:t>absorbable to periosteum and muscle, monofilament to skin</w:t>
+            </w:r>
           </w:p>
         </w:tc>
       </w:tr>
@@ -4787,6 +4808,9 @@
               <w:pStyle w:val="TabCellSm"/>
               <w:jc w:val="left"/>
             </w:pPr>
+            <w:r>
+              <w:t>vasoconstriction in a canal too small for a diathermy tip</w:t>
+            </w:r>
           </w:p>
         </w:tc>
       </w:tr>
@@ -4855,6 +4879,9 @@
               <w:pStyle w:val="TabCellSm"/>
               <w:jc w:val="left"/>
             </w:pPr>
+            <w:r>
+              <w:t>cools the burr; a fogged endoscope stops the operation</w:t>
+            </w:r>
           </w:p>
         </w:tc>
       </w:tr>
@@ -4920,6 +4947,9 @@
               <w:pStyle w:val="TabCellSm"/>
               <w:jc w:val="left"/>
             </w:pPr>
+            <w:r>
+              <w:t>packing supports the graft; the bandage limits a haematoma</w:t>
+            </w:r>
           </w:p>
         </w:tc>
       </w:tr>
@@ -5056,6 +5086,9 @@
               <w:pStyle w:val="TabCellSm"/>
               <w:jc w:val="left"/>
             </w:pPr>
+            <w:r>
+              <w:t>warn of proximity to the nerve before it is damaged</w:t>
+            </w:r>
           </w:p>
         </w:tc>
       </w:tr>
@@ -5438,9 +5471,14 @@
       </w:r>
     </w:p>
     <w:p>
-      <w:r>
-        <w:br w:type="page"/>
-      </w:r>
+      <w:pPr>
+        <w:spacing w:before="300" w:after="60" w:line="240" w:lineRule="auto"/>
+        <w:keepLines/>
+        <w:keepNext/>
+        <w:pBdr>
+          <w:bottom w:val="single" w:sz="18" w:space="1" w:color="000000"/>
+        </w:pBdr>
+      </w:pPr>
     </w:p>
     <w:p>
       <w:bookmarkStart w:id="1069" w:name="tray_8_2"/>
@@ -6016,7 +6054,7 @@
               <w:jc w:val="left"/>
             </w:pPr>
             <w:r>
-              <w:t>Notes / rationale</w:t>
+              <w:t>Key feature / rationale</w:t>
             </w:r>
           </w:p>
         </w:tc>
@@ -6435,6 +6473,9 @@
               <w:pStyle w:val="TabCellSm"/>
               <w:jc w:val="left"/>
             </w:pPr>
+            <w:r>
+              <w:t>blood and mucus coat the lens repeatedly during sinus surgery</w:t>
+            </w:r>
           </w:p>
         </w:tc>
       </w:tr>
@@ -6892,6 +6933,9 @@
               <w:pStyle w:val="TabCellSm"/>
               <w:jc w:val="left"/>
             </w:pPr>
+            <w:r>
+              <w:t>incise cartilage and separate it from bone at the septal junction</w:t>
+            </w:r>
           </w:p>
         </w:tc>
       </w:tr>
@@ -7105,6 +7149,9 @@
               <w:pStyle w:val="TabCellSm"/>
               <w:jc w:val="left"/>
             </w:pPr>
+            <w:r>
+              <w:t>divides cartilage and bone deep in the nasal cavity</w:t>
+            </w:r>
           </w:p>
         </w:tc>
       </w:tr>
@@ -7479,6 +7526,9 @@
               <w:pStyle w:val="TabCellSm"/>
               <w:jc w:val="left"/>
             </w:pPr>
+            <w:r>
+              <w:t>drives guarded osteotomes for a controlled nasal osteotomy</w:t>
+            </w:r>
           </w:p>
         </w:tc>
       </w:tr>
@@ -7547,6 +7597,9 @@
               <w:pStyle w:val="TabCellSm"/>
               <w:jc w:val="left"/>
             </w:pPr>
+            <w:r>
+              <w:t>remove a bony spur or deviated vomer</w:t>
+            </w:r>
           </w:p>
         </w:tc>
       </w:tr>
@@ -7683,6 +7736,9 @@
               <w:pStyle w:val="TabCellSm"/>
               <w:jc w:val="left"/>
             </w:pPr>
+            <w:r>
+              <w:t>trims small bony fragments from the septum and turbinate</w:t>
+            </w:r>
           </w:p>
         </w:tc>
       </w:tr>
@@ -7748,6 +7804,9 @@
               <w:pStyle w:val="TabCellSm"/>
               <w:jc w:val="left"/>
             </w:pPr>
+            <w:r>
+              <w:t>removes bone from the pyriform aperture or frontal recess</w:t>
+            </w:r>
           </w:p>
         </w:tc>
       </w:tr>
@@ -8418,6 +8477,9 @@
               <w:pStyle w:val="TabCellSm"/>
               <w:jc w:val="left"/>
             </w:pPr>
+            <w:r>
+              <w:t>angled upward to reach the ethmoidal roof safely</w:t>
+            </w:r>
           </w:p>
         </w:tc>
       </w:tr>
@@ -8514,6 +8576,9 @@
               <w:pStyle w:val="TabCellSm"/>
               <w:jc w:val="left"/>
             </w:pPr>
+            <w:r>
+              <w:t>the vent lets the operator control force near the orbit and cribriform plate</w:t>
+            </w:r>
           </w:p>
         </w:tc>
       </w:tr>
@@ -8656,6 +8721,9 @@
               <w:pStyle w:val="TabCellSm"/>
               <w:jc w:val="left"/>
             </w:pPr>
+            <w:r>
+              <w:t>suction and coagulation in one instrument, keeping the view clear</w:t>
+            </w:r>
           </w:p>
         </w:tc>
       </w:tr>
@@ -8724,6 +8792,9 @@
               <w:pStyle w:val="TabCellSm"/>
               <w:jc w:val="left"/>
             </w:pPr>
+            <w:r>
+              <w:t>tamponade after septal surgery or epistaxis; prevents haematoma</w:t>
+            </w:r>
           </w:p>
         </w:tc>
       </w:tr>
@@ -8931,6 +9002,9 @@
               <w:pStyle w:val="TabCellSm"/>
               <w:jc w:val="left"/>
             </w:pPr>
+            <w:r>
+              <w:t>chemical cautery of an anterior septal bleeding point</w:t>
+            </w:r>
           </w:p>
         </w:tc>
       </w:tr>
@@ -9067,6 +9141,9 @@
               <w:pStyle w:val="TabCellSm"/>
               <w:jc w:val="left"/>
             </w:pPr>
+            <w:r>
+              <w:t>maintains the new dorsal contour after osteotomy</w:t>
+            </w:r>
           </w:p>
         </w:tc>
       </w:tr>
@@ -9579,9 +9656,14 @@
       </w:r>
     </w:p>
     <w:p>
-      <w:r>
-        <w:br w:type="page"/>
-      </w:r>
+      <w:pPr>
+        <w:spacing w:before="300" w:after="60" w:line="240" w:lineRule="auto"/>
+        <w:keepLines/>
+        <w:keepNext/>
+        <w:pBdr>
+          <w:bottom w:val="single" w:sz="18" w:space="1" w:color="000000"/>
+        </w:pBdr>
+      </w:pPr>
     </w:p>
     <w:p>
       <w:bookmarkStart w:id="1070" w:name="tray_8_3"/>
@@ -10120,7 +10202,7 @@
               <w:jc w:val="left"/>
             </w:pPr>
             <w:r>
-              <w:t>Notes / rationale</w:t>
+              <w:t>Key feature / rationale</w:t>
             </w:r>
           </w:p>
         </w:tc>
@@ -10835,6 +10917,9 @@
               <w:pStyle w:val="TabCellSm"/>
               <w:jc w:val="left"/>
             </w:pPr>
+            <w:r>
+              <w:t>confirms the incision is patent and the tube is seated</w:t>
+            </w:r>
           </w:p>
         </w:tc>
       </w:tr>
@@ -11070,6 +11155,9 @@
               <w:pStyle w:val="TabCellSm"/>
               <w:jc w:val="left"/>
             </w:pPr>
+            <w:r>
+              <w:t>delivers the grommet without dropping it into the canal</w:t>
+            </w:r>
           </w:p>
         </w:tc>
       </w:tr>
@@ -11240,6 +11328,9 @@
               <w:pStyle w:val="TabCellSm"/>
               <w:jc w:val="left"/>
             </w:pPr>
+            <w:r>
+              <w:t>absorb discharge and hold drops against the drum</w:t>
+            </w:r>
           </w:p>
         </w:tc>
       </w:tr>
@@ -11515,6 +11606,9 @@
               <w:pStyle w:val="TabCellSm"/>
               <w:jc w:val="left"/>
             </w:pPr>
+            <w:r>
+              <w:t>receives the tiny tubes and holds antiseptic</w:t>
+            </w:r>
           </w:p>
         </w:tc>
       </w:tr>
@@ -11583,6 +11677,9 @@
               <w:pStyle w:val="TabCellSm"/>
               <w:jc w:val="left"/>
             </w:pPr>
+            <w:r>
+              <w:t>a trap catches a grommet that is accidentally aspirated</w:t>
+            </w:r>
           </w:p>
         </w:tc>
       </w:tr>
@@ -12001,9 +12098,14 @@
       </w:r>
     </w:p>
     <w:p>
-      <w:r>
-        <w:br w:type="page"/>
-      </w:r>
+      <w:pPr>
+        <w:spacing w:before="300" w:after="60" w:line="240" w:lineRule="auto"/>
+        <w:keepLines/>
+        <w:keepNext/>
+        <w:pBdr>
+          <w:bottom w:val="single" w:sz="18" w:space="1" w:color="000000"/>
+        </w:pBdr>
+      </w:pPr>
     </w:p>
     <w:p>
       <w:bookmarkStart w:id="1071" w:name="tray_8_4"/>
@@ -12546,7 +12648,7 @@
               <w:jc w:val="left"/>
             </w:pPr>
             <w:r>
-              <w:t>Notes / rationale</w:t>
+              <w:t>Key feature / rationale</w:t>
             </w:r>
           </w:p>
         </w:tc>
@@ -12894,6 +12996,9 @@
               <w:pStyle w:val="TabCellSm"/>
               <w:jc w:val="left"/>
             </w:pPr>
+            <w:r>
+              <w:t>slot accommodates the endotracheal tube, keeping the airway safe</w:t>
+            </w:r>
           </w:p>
         </w:tc>
       </w:tr>
@@ -12962,6 +13067,9 @@
               <w:pStyle w:val="TabCellSm"/>
               <w:jc w:val="left"/>
             </w:pPr>
+            <w:r>
+              <w:t>sized to the child; too large obstructs the view</w:t>
+            </w:r>
           </w:p>
         </w:tc>
       </w:tr>
@@ -13098,6 +13206,9 @@
               <w:pStyle w:val="TabCellSm"/>
               <w:jc w:val="left"/>
             </w:pPr>
+            <w:r>
+              <w:t>directs light into the depth of the wound; theatre lights do not reach the bottom of a deep cavity</w:t>
+            </w:r>
           </w:p>
         </w:tc>
       </w:tr>
@@ -13163,6 +13274,9 @@
               <w:pStyle w:val="TabCellSm"/>
               <w:jc w:val="left"/>
             </w:pPr>
+            <w:r>
+              <w:t>the gag can chip teeth and bruise lips</w:t>
+            </w:r>
           </w:p>
         </w:tc>
       </w:tr>
@@ -13555,6 +13669,9 @@
               <w:pStyle w:val="TabCellSm"/>
               <w:jc w:val="left"/>
             </w:pPr>
+            <w:r>
+              <w:t>divides the pillar mucosa and the pedicle</w:t>
+            </w:r>
           </w:p>
         </w:tc>
       </w:tr>
@@ -13623,6 +13740,9 @@
               <w:pStyle w:val="TabCellSm"/>
               <w:jc w:val="left"/>
             </w:pPr>
+            <w:r>
+              <w:t>holds the anterior pillar aside to show the dissection plane</w:t>
+            </w:r>
           </w:p>
         </w:tc>
       </w:tr>
@@ -13759,6 +13879,9 @@
               <w:pStyle w:val="TabCellSm"/>
               <w:jc w:val="left"/>
             </w:pPr>
+            <w:r>
+              <w:t>insulation prevents burns to the lip and tongue on the way in</w:t>
+            </w:r>
           </w:p>
         </w:tc>
       </w:tr>
@@ -13932,6 +14055,9 @@
               <w:pStyle w:val="TabCellSm"/>
               <w:jc w:val="left"/>
             </w:pPr>
+            <w:r>
+              <w:t>sized to the nasopharynx; used where the cage is not needed</w:t>
+            </w:r>
           </w:p>
         </w:tc>
       </w:tr>
@@ -13997,6 +14123,9 @@
               <w:pStyle w:val="TabCellSm"/>
               <w:jc w:val="left"/>
             </w:pPr>
+            <w:r>
+              <w:t>guillotine pattern that removes and retains the adenoid</w:t>
+            </w:r>
           </w:p>
         </w:tc>
       </w:tr>
@@ -14133,6 +14262,9 @@
               <w:pStyle w:val="TabCellSm"/>
               <w:jc w:val="left"/>
             </w:pPr>
+            <w:r>
+              <w:t>the adenoid bed cannot be seen directly</w:t>
+            </w:r>
           </w:p>
         </w:tc>
       </w:tr>
@@ -14593,6 +14725,9 @@
               <w:pStyle w:val="TabCellSm"/>
               <w:jc w:val="left"/>
             </w:pPr>
+            <w:r>
+              <w:t>reach the fossa and nasopharynx while clearing blood</w:t>
+            </w:r>
           </w:p>
         </w:tc>
       </w:tr>
@@ -14658,6 +14793,9 @@
               <w:pStyle w:val="TabCellSm"/>
               <w:jc w:val="left"/>
             </w:pPr>
+            <w:r>
+              <w:t>pressure plus vasoconstriction for diffuse fossa ooze</w:t>
+            </w:r>
           </w:p>
         </w:tc>
       </w:tr>
@@ -14726,6 +14864,9 @@
               <w:pStyle w:val="TabCellSm"/>
               <w:jc w:val="left"/>
             </w:pPr>
+            <w:r>
+              <w:t>a secondary bleed can be heavy and the patient hypovolaemic</w:t>
+            </w:r>
           </w:p>
         </w:tc>
       </w:tr>
@@ -14967,6 +15108,9 @@
               <w:pStyle w:val="TabCellSm"/>
               <w:jc w:val="left"/>
             </w:pPr>
+            <w:r>
+              <w:t>the airway is shared and blood-soiled; loss of it must be anticipated</w:t>
+            </w:r>
           </w:p>
         </w:tc>
       </w:tr>
@@ -15035,6 +15179,9 @@
               <w:pStyle w:val="TabCellSm"/>
               <w:jc w:val="left"/>
             </w:pPr>
+            <w:r>
+              <w:t>final option if the airway cannot be secured from above</w:t>
+            </w:r>
           </w:p>
         </w:tc>
       </w:tr>
@@ -15106,6 +15253,9 @@
               <w:pStyle w:val="TabCellSm"/>
               <w:jc w:val="left"/>
             </w:pPr>
+            <w:r>
+              <w:t>out of sight in the pharynx; if retained it obstructs the airway</w:t>
+            </w:r>
           </w:p>
         </w:tc>
       </w:tr>
@@ -15812,9 +15962,14 @@
       </w:r>
     </w:p>
     <w:p>
-      <w:r>
-        <w:br w:type="page"/>
-      </w:r>
+      <w:pPr>
+        <w:spacing w:before="300" w:after="60" w:line="240" w:lineRule="auto"/>
+        <w:keepLines/>
+        <w:keepNext/>
+        <w:pBdr>
+          <w:bottom w:val="single" w:sz="18" w:space="1" w:color="000000"/>
+        </w:pBdr>
+      </w:pPr>
     </w:p>
     <w:p>
       <w:bookmarkStart w:id="1072" w:name="tray_8_5"/>
@@ -16455,7 +16610,7 @@
               <w:jc w:val="left"/>
             </w:pPr>
             <w:r>
-              <w:t>Notes / rationale</w:t>
+              <w:t>Key feature / rationale</w:t>
             </w:r>
           </w:p>
         </w:tc>
@@ -16988,6 +17143,9 @@
               <w:pStyle w:val="TabCellSm"/>
               <w:jc w:val="left"/>
             </w:pPr>
+            <w:r>
+              <w:t>holds the strap muscles apart, freeing both hands for the trachea</w:t>
+            </w:r>
           </w:p>
         </w:tc>
       </w:tr>
@@ -17053,6 +17211,9 @@
               <w:pStyle w:val="TabCellSm"/>
               <w:jc w:val="left"/>
             </w:pPr>
+            <w:r>
+              <w:t>hand-held retraction of the short superficial incision</w:t>
+            </w:r>
           </w:p>
         </w:tc>
       </w:tr>
@@ -17328,6 +17489,9 @@
               <w:pStyle w:val="TabCellSm"/>
               <w:jc w:val="left"/>
             </w:pPr>
+            <w:r>
+              <w:t>crushing clamp on the thyroid isthmus before it is divided</w:t>
+            </w:r>
           </w:p>
         </w:tc>
       </w:tr>
@@ -17396,6 +17560,9 @@
               <w:pStyle w:val="TabCellSm"/>
               <w:jc w:val="left"/>
             </w:pPr>
+            <w:r>
+              <w:t>clears pretracheal fascia from the tracheal rings</w:t>
+            </w:r>
           </w:p>
         </w:tc>
       </w:tr>
@@ -17782,6 +17949,9 @@
               <w:pStyle w:val="TabCellSm"/>
               <w:jc w:val="left"/>
             </w:pPr>
+            <w:r>
+              <w:t>protects the peristomal skin from secretions</w:t>
+            </w:r>
           </w:p>
         </w:tc>
       </w:tr>
@@ -18171,6 +18341,9 @@
               <w:pStyle w:val="TabCellSm"/>
               <w:jc w:val="left"/>
             </w:pPr>
+            <w:r>
+              <w:t>the airway can be lost at the moment the trachea is opened</w:t>
+            </w:r>
           </w:p>
         </w:tc>
       </w:tr>
@@ -18236,6 +18409,9 @@
               <w:pStyle w:val="TabCellSm"/>
               <w:jc w:val="left"/>
             </w:pPr>
+            <w:r>
+              <w:t>a tracheostomy bypasses the nose, so gas must be humidified</w:t>
+            </w:r>
           </w:p>
         </w:tc>
       </w:tr>
@@ -18304,6 +18480,9 @@
               <w:pStyle w:val="TabCellSm"/>
               <w:jc w:val="left"/>
             </w:pPr>
+            <w:r>
+              <w:t>excess cuff pressure causes tracheal mucosal necrosis and stenosis</w:t>
+            </w:r>
           </w:p>
         </w:tc>
       </w:tr>
@@ -18440,6 +18619,9 @@
               <w:pStyle w:val="TabCellSm"/>
               <w:jc w:val="left"/>
             </w:pPr>
+            <w:r>
+              <w:t>clears distal secretions or blood and confirms tube position</w:t>
+            </w:r>
           </w:p>
         </w:tc>
       </w:tr>
@@ -18505,6 +18687,9 @@
               <w:pStyle w:val="TabCellSm"/>
               <w:jc w:val="left"/>
             </w:pPr>
+            <w:r>
+              <w:t>confirms the tube is in the trachea, not a pretracheal plane</w:t>
+            </w:r>
           </w:p>
         </w:tc>
       </w:tr>
@@ -19550,9 +19735,14 @@
       </w:r>
     </w:p>
     <w:p>
-      <w:r>
-        <w:br w:type="page"/>
-      </w:r>
+      <w:pPr>
+        <w:spacing w:before="300" w:after="60" w:line="240" w:lineRule="auto"/>
+        <w:keepLines/>
+        <w:keepNext/>
+        <w:pBdr>
+          <w:bottom w:val="single" w:sz="18" w:space="1" w:color="000000"/>
+        </w:pBdr>
+      </w:pPr>
     </w:p>
     <w:p>
       <w:bookmarkStart w:id="1073" w:name="tray_8_6"/>
@@ -20100,7 +20290,7 @@
               <w:jc w:val="left"/>
             </w:pPr>
             <w:r>
-              <w:t>Notes / rationale</w:t>
+              <w:t>Key feature / rationale</w:t>
             </w:r>
           </w:p>
         </w:tc>
@@ -20519,6 +20709,9 @@
               <w:pStyle w:val="TabCellSm"/>
               <w:jc w:val="left"/>
             </w:pPr>
+            <w:r>
+              <w:t>warm fluid is less likely to provoke pain and vasovagal response</w:t>
+            </w:r>
           </w:p>
         </w:tc>
       </w:tr>
@@ -20757,6 +20950,9 @@
               <w:pStyle w:val="TabCellSm"/>
               <w:jc w:val="left"/>
             </w:pPr>
+            <w:r>
+              <w:t>opens the nostril to expose the inferior meatus</w:t>
+            </w:r>
           </w:p>
         </w:tc>
       </w:tr>
@@ -20825,6 +21021,9 @@
               <w:pStyle w:val="TabCellSm"/>
               <w:jc w:val="left"/>
             </w:pPr>
+            <w:r>
+              <w:t>illuminates the inferior meatus for accurate trocar placement</w:t>
+            </w:r>
           </w:p>
         </w:tc>
       </w:tr>
@@ -21103,6 +21302,9 @@
               <w:pStyle w:val="TabCellSm"/>
               <w:jc w:val="left"/>
             </w:pPr>
+            <w:r>
+              <w:t>clears pus and blood from the nasal cavity</w:t>
+            </w:r>
           </w:p>
         </w:tc>
       </w:tr>
@@ -21168,6 +21370,9 @@
               <w:pStyle w:val="TabCellSm"/>
               <w:jc w:val="left"/>
             </w:pPr>
+            <w:r>
+              <w:t>confirms the cannula lies within the antrum, not the soft tissues</w:t>
+            </w:r>
           </w:p>
         </w:tc>
       </w:tr>
@@ -21474,6 +21679,9 @@
               <w:pStyle w:val="TabCellSm"/>
               <w:jc w:val="left"/>
             </w:pPr>
+            <w:r>
+              <w:t>controls bleeding from the puncture site</w:t>
+            </w:r>
           </w:p>
         </w:tc>
       </w:tr>
@@ -21610,6 +21818,9 @@
               <w:pStyle w:val="TabCellSm"/>
               <w:jc w:val="left"/>
             </w:pPr>
+            <w:r>
+              <w:t>instilled after lavage once the aspirate has been sent for culture</w:t>
+            </w:r>
           </w:p>
         </w:tc>
       </w:tr>

--- a/surgical-instrument-trays/notes_by_part/08_Otorhinolaryngologic_ENT_Trays.docx
+++ b/surgical-instrument-trays/notes_by_part/08_Otorhinolaryngologic_ENT_Trays.docx
@@ -153,11 +153,11 @@
       </w:r>
     </w:p>
     <w:p>
-      <w:bookmarkStart w:id="1065" w:name="toc"/>
       <w:pPr>
         <w:pStyle w:val="TOCHead"/>
         <w:spacing w:before="80" w:after="40"/>
       </w:pPr>
+      <w:bookmarkStart w:id="1065" w:name="toc"/>
       <w:r>
         <w:t>Table of Contents</w:t>
       </w:r>
@@ -184,7 +184,7 @@
           <w:color w:val="444444"/>
           <w:sz w:val="17"/>
         </w:rPr>
-        <w:t>Page numbers are live fields. To fill them in: press Ctrl+A then F9 (Windows) or Cmd+A then Fn+F9 (Mac). Word will also offer to update them when the file opens.</w:t>
+        <w:t>The page numbers are live fields, shown as “—” until they are filled in.  **To update them: press Ctrl+A then F9** (on a Mac, Cmd+A then Fn+F9) — or right-click any number and choose “Update Field”. Word normally offers to do this when the file opens. Once updated, each number is also a link: Ctrl+click it to jump to that tray.</w:t>
       </w:r>
     </w:p>
     <w:tbl>
@@ -740,11 +740,11 @@
       </w:r>
     </w:p>
     <w:p>
-      <w:bookmarkStart w:id="1066" w:name="how_to_read"/>
       <w:pPr>
         <w:pStyle w:val="TOCHead"/>
         <w:spacing w:before="80" w:after="40"/>
       </w:pPr>
+      <w:bookmarkStart w:id="1066" w:name="how_to_read"/>
       <w:r>
         <w:t>How to Read These Notes</w:t>
       </w:r>
@@ -1492,12 +1492,12 @@
             </w:r>
           </w:p>
           <w:p>
-            <w:bookmarkStart w:id="1067" w:name="part_VIII"/>
             <w:pPr>
               <w:pStyle w:val="Heading1"/>
               <w:jc w:val="left"/>
               <w:spacing w:before="0" w:after="0"/>
             </w:pPr>
+            <w:bookmarkStart w:id="1067" w:name="part_VIII"/>
             <w:r>
               <w:rPr>
                 <w:rFonts w:ascii="Calibri" w:hAnsi="Calibri"/>
@@ -1577,7 +1577,6 @@
       </w:r>
     </w:p>
     <w:p>
-      <w:bookmarkStart w:id="1068" w:name="tray_8_1"/>
       <w:pPr>
         <w:pStyle w:val="Heading2"/>
         <w:spacing w:before="320" w:after="40"/>
@@ -1587,6 +1586,7 @@
           <w:bottom w:val="single" w:sz="12" w:space="3" w:color="000000"/>
         </w:pBdr>
       </w:pPr>
+      <w:bookmarkStart w:id="1068" w:name="tray_8_1"/>
       <w:r>
         <w:rPr>
           <w:rFonts w:ascii="Calibri" w:hAnsi="Calibri"/>
@@ -5481,7 +5481,6 @@
       </w:pPr>
     </w:p>
     <w:p>
-      <w:bookmarkStart w:id="1069" w:name="tray_8_2"/>
       <w:pPr>
         <w:pStyle w:val="Heading2"/>
         <w:spacing w:before="320" w:after="40"/>
@@ -5491,6 +5490,7 @@
           <w:bottom w:val="single" w:sz="12" w:space="3" w:color="000000"/>
         </w:pBdr>
       </w:pPr>
+      <w:bookmarkStart w:id="1069" w:name="tray_8_2"/>
       <w:r>
         <w:rPr>
           <w:rFonts w:ascii="Calibri" w:hAnsi="Calibri"/>
@@ -9666,7 +9666,6 @@
       </w:pPr>
     </w:p>
     <w:p>
-      <w:bookmarkStart w:id="1070" w:name="tray_8_3"/>
       <w:pPr>
         <w:pStyle w:val="Heading2"/>
         <w:spacing w:before="320" w:after="40"/>
@@ -9676,6 +9675,7 @@
           <w:bottom w:val="single" w:sz="12" w:space="3" w:color="000000"/>
         </w:pBdr>
       </w:pPr>
+      <w:bookmarkStart w:id="1070" w:name="tray_8_3"/>
       <w:r>
         <w:rPr>
           <w:rFonts w:ascii="Calibri" w:hAnsi="Calibri"/>
@@ -12108,7 +12108,6 @@
       </w:pPr>
     </w:p>
     <w:p>
-      <w:bookmarkStart w:id="1071" w:name="tray_8_4"/>
       <w:pPr>
         <w:pStyle w:val="Heading2"/>
         <w:spacing w:before="320" w:after="40"/>
@@ -12118,6 +12117,7 @@
           <w:bottom w:val="single" w:sz="12" w:space="3" w:color="000000"/>
         </w:pBdr>
       </w:pPr>
+      <w:bookmarkStart w:id="1071" w:name="tray_8_4"/>
       <w:r>
         <w:rPr>
           <w:rFonts w:ascii="Calibri" w:hAnsi="Calibri"/>
@@ -15972,7 +15972,6 @@
       </w:pPr>
     </w:p>
     <w:p>
-      <w:bookmarkStart w:id="1072" w:name="tray_8_5"/>
       <w:pPr>
         <w:pStyle w:val="Heading2"/>
         <w:spacing w:before="320" w:after="40"/>
@@ -15982,6 +15981,7 @@
           <w:bottom w:val="single" w:sz="12" w:space="3" w:color="000000"/>
         </w:pBdr>
       </w:pPr>
+      <w:bookmarkStart w:id="1072" w:name="tray_8_5"/>
       <w:r>
         <w:rPr>
           <w:rFonts w:ascii="Calibri" w:hAnsi="Calibri"/>
@@ -19745,7 +19745,6 @@
       </w:pPr>
     </w:p>
     <w:p>
-      <w:bookmarkStart w:id="1073" w:name="tray_8_6"/>
       <w:pPr>
         <w:pStyle w:val="Heading2"/>
         <w:spacing w:before="320" w:after="40"/>
@@ -19755,6 +19754,7 @@
           <w:bottom w:val="single" w:sz="12" w:space="3" w:color="000000"/>
         </w:pBdr>
       </w:pPr>
+      <w:bookmarkStart w:id="1073" w:name="tray_8_6"/>
       <w:r>
         <w:rPr>
           <w:rFonts w:ascii="Calibri" w:hAnsi="Calibri"/>

--- a/surgical-instrument-trays/notes_by_part/08_Otorhinolaryngologic_ENT_Trays.docx
+++ b/surgical-instrument-trays/notes_by_part/08_Otorhinolaryngologic_ENT_Trays.docx
@@ -1208,7 +1208,7 @@
               <w:rPr>
                 <w:sz w:val="19"/>
               </w:rPr>
-              <w:t>The specific facts most often awarded marks — learn these last, as revision.</w:t>
+              <w:t>The single most useful section for an MCQ paper: the specific, testable facts — named instruments, numbers, temperatures, sizes and the distinctions between similar items. Revise from these.</w:t>
             </w:r>
           </w:p>
         </w:tc>
@@ -1256,55 +1256,7 @@
               <w:rPr>
                 <w:sz w:val="19"/>
               </w:rPr>
-              <w:t>Errors that lose marks, marked with ✗.</w:t>
-            </w:r>
-          </w:p>
-        </w:tc>
-      </w:tr>
-      <w:tr>
-        <w:tc>
-          <w:tcPr>
-            <w:tcW w:type="dxa" w:w="2835"/>
-            <w:vAlign w:val="top"/>
-            <w:tcMar>
-              <w:top w:w="70" w:type="dxa"/>
-              <w:start w:w="0" w:type="dxa"/>
-              <w:bottom w:w="70" w:type="dxa"/>
-              <w:end w:w="110" w:type="dxa"/>
-            </w:tcMar>
-          </w:tcPr>
-          <w:p>
-            <w:pPr>
-              <w:pStyle w:val="TabHead"/>
-            </w:pPr>
-            <w:r>
-              <w:rPr>
-                <w:sz w:val="19"/>
-              </w:rPr>
-              <w:t>Likely examination questions</w:t>
-            </w:r>
-          </w:p>
-        </w:tc>
-        <w:tc>
-          <w:tcPr>
-            <w:tcW w:type="dxa" w:w="7965"/>
-            <w:vAlign w:val="top"/>
-            <w:tcMar>
-              <w:top w:w="70" w:type="dxa"/>
-              <w:start w:w="0" w:type="dxa"/>
-              <w:bottom w:w="70" w:type="dxa"/>
-              <w:end w:w="110" w:type="dxa"/>
-            </w:tcMar>
-          </w:tcPr>
-          <w:p>
-            <w:pPr>
-              <w:pStyle w:val="TabCell"/>
-            </w:pPr>
-            <w:r>
-              <w:rPr>
-                <w:sz w:val="19"/>
-              </w:rPr>
-              <w:t>Questions with model answers written at the length an examiner expects.</w:t>
+              <w:t>Errors that lose marks, marked with ✗ — most of them are the distractors an MCQ will offer you.</w:t>
             </w:r>
           </w:p>
         </w:tc>
@@ -5375,100 +5327,6 @@
       <w:pPr>
         <w:spacing w:before="0" w:after="140" w:line="240" w:lineRule="auto"/>
       </w:pPr>
-    </w:p>
-    <w:p>
-      <w:pPr>
-        <w:pStyle w:val="Heading4"/>
-        <w:keepLines/>
-        <w:keepNext/>
-      </w:pPr>
-      <w:r>
-        <w:rPr>
-          <w:rFonts w:ascii="Calibri" w:hAnsi="Calibri"/>
-          <w:b/>
-        </w:rPr>
-        <w:t>Likely examination questions</w:t>
-      </w:r>
-    </w:p>
-    <w:p>
-      <w:pPr>
-        <w:spacing w:before="80" w:after="20"/>
-        <w:ind w:start="311" w:hanging="311"/>
-        <w:keepLines/>
-        <w:keepNext/>
-      </w:pPr>
-      <w:r>
-        <w:rPr>
-          <w:rFonts w:ascii="Calibri" w:hAnsi="Calibri"/>
-          <w:b/>
-          <w:sz w:val="19"/>
-        </w:rPr>
-        <w:t xml:space="preserve">Q1.  </w:t>
-      </w:r>
-      <w:r>
-        <w:rPr>
-          <w:b/>
-          <w:sz w:val="19"/>
-        </w:rPr>
-        <w:t>Describe the basic ear procedures tray.</w:t>
-      </w:r>
-    </w:p>
-    <w:p>
-      <w:pPr>
-        <w:pStyle w:val="QBank"/>
-        <w:spacing w:before="0" w:after="100"/>
-        <w:ind w:start="595" w:hanging="283"/>
-      </w:pPr>
-      <w:r>
-        <w:rPr>
-          <w:rFonts w:ascii="Calibri" w:hAnsi="Calibri"/>
-          <w:b/>
-        </w:rPr>
-        <w:t xml:space="preserve">A.  </w:t>
-      </w:r>
-      <w:r>
-        <w:t>A limited/minor tray plus: graded Hartmann aural specula with a holder, an operating microscope with drapes, otoendoscope, mastoid self-retaining and Langenbeck retractors and Lempert periosteal elevators; micro-instruments — straight and angled ear picks and needles, fine curettes, sickle and round knives with a Rosen needle, tympanomeatal flap elevators, micro cup and alligator forceps, micro-scissors and hooks, ossicle forceps with a measuring rod, stapes instruments and ossicular prostheses with sizers; a high-speed micro-drill with cutting and diamond burrs under continuous suction–irrigation, with mastoid gouges, curettes, rongeur and bone wax; a temporalis fascia harvesting set with a fascia press, cartilage knife and crusher and Gelfoam; and fine vented Baron/Frazier suction tips 0.5–3 mm, bipolar diathermy, adrenaline pledgets, ear packing and a facial nerve monitor.</w:t>
-      </w:r>
-    </w:p>
-    <w:p>
-      <w:pPr>
-        <w:spacing w:before="80" w:after="20"/>
-        <w:ind w:start="311" w:hanging="311"/>
-        <w:keepLines/>
-        <w:keepNext/>
-      </w:pPr>
-      <w:r>
-        <w:rPr>
-          <w:rFonts w:ascii="Calibri" w:hAnsi="Calibri"/>
-          <w:b/>
-          <w:sz w:val="19"/>
-        </w:rPr>
-        <w:t xml:space="preserve">Q2.  </w:t>
-      </w:r>
-      <w:r>
-        <w:rPr>
-          <w:b/>
-          <w:sz w:val="19"/>
-        </w:rPr>
-        <w:t>What is the difference between a cutting and a diamond burr?</w:t>
-      </w:r>
-    </w:p>
-    <w:p>
-      <w:pPr>
-        <w:pStyle w:val="QBank"/>
-        <w:spacing w:before="0" w:after="100"/>
-        <w:ind w:start="595" w:hanging="283"/>
-      </w:pPr>
-      <w:r>
-        <w:rPr>
-          <w:rFonts w:ascii="Calibri" w:hAnsi="Calibri"/>
-          <w:b/>
-        </w:rPr>
-        <w:t xml:space="preserve">A.  </w:t>
-      </w:r>
-      <w:r>
-        <w:t>A cutting burr has sharp flutes and removes bone rapidly, used for the bulk of mastoid bone. A diamond burr has an abrasive diamond-coated surface that removes bone slowly and controllably, and is used close to the facial nerve, dura, sigmoid sinus and labyrinth, where it is far safer; it also produces haemostasis of bleeding bone. Both require continuous irrigation to prevent thermal injury.</w:t>
-      </w:r>
     </w:p>
     <w:p>
       <w:pPr>
@@ -9563,100 +9421,6 @@
     </w:p>
     <w:p>
       <w:pPr>
-        <w:pStyle w:val="Heading4"/>
-        <w:keepLines/>
-        <w:keepNext/>
-      </w:pPr>
-      <w:r>
-        <w:rPr>
-          <w:rFonts w:ascii="Calibri" w:hAnsi="Calibri"/>
-          <w:b/>
-        </w:rPr>
-        <w:t>Likely examination questions</w:t>
-      </w:r>
-    </w:p>
-    <w:p>
-      <w:pPr>
-        <w:spacing w:before="80" w:after="20"/>
-        <w:ind w:start="311" w:hanging="311"/>
-        <w:keepLines/>
-        <w:keepNext/>
-      </w:pPr>
-      <w:r>
-        <w:rPr>
-          <w:rFonts w:ascii="Calibri" w:hAnsi="Calibri"/>
-          <w:b/>
-          <w:sz w:val="19"/>
-        </w:rPr>
-        <w:t xml:space="preserve">Q1.  </w:t>
-      </w:r>
-      <w:r>
-        <w:rPr>
-          <w:b/>
-          <w:sz w:val="19"/>
-        </w:rPr>
-        <w:t>List the instruments of a nasal procedures tray.</w:t>
-      </w:r>
-    </w:p>
-    <w:p>
-      <w:pPr>
-        <w:pStyle w:val="QBank"/>
-        <w:spacing w:before="0" w:after="100"/>
-        <w:ind w:start="595" w:hanging="283"/>
-      </w:pPr>
-      <w:r>
-        <w:rPr>
-          <w:rFonts w:ascii="Calibri" w:hAnsi="Calibri"/>
-          <w:b/>
-        </w:rPr>
-        <w:t xml:space="preserve">A.  </w:t>
-      </w:r>
-      <w:r>
-        <w:t>A minor tray plus: graded Thudichum, Killian and Cottle nasal specula, head-light, rigid 0–70° nasal endoscopes with camera and monitor, Aufricht/Cottle retractors, topical decongestant and local anaesthetic with adrenaline; septal instruments — Freer/Cottle elevators, Ballenger swivel knife, septal knives, Jansen-Middleton and Tilley-Henckel septum cutting forceps, Luc's forceps, septal scissors, cartilage crusher and septal splints; bone instruments — nasal rasps and files, guarded osteotomes, mallet, gouges, turbinate scissors and rongeurs; FESS instruments — sickle knife, back-biting forceps, straight and up-angled Blakesley through-cutting forceps, Stammberger antral punch, giraffe forceps, Kuhn-Bolger curettes, sinus seekers, microdebrider and navigation; plus fine vented suction, bayonet bipolar diathermy, suction cautery, nasal packing, a Foley or balloon pack for posterior epistaxis, bayonet forceps, external splint and a counted throat pack.</w:t>
-      </w:r>
-    </w:p>
-    <w:p>
-      <w:pPr>
-        <w:spacing w:before="80" w:after="20"/>
-        <w:ind w:start="311" w:hanging="311"/>
-        <w:keepLines/>
-        <w:keepNext/>
-      </w:pPr>
-      <w:r>
-        <w:rPr>
-          <w:rFonts w:ascii="Calibri" w:hAnsi="Calibri"/>
-          <w:b/>
-          <w:sz w:val="19"/>
-        </w:rPr>
-        <w:t xml:space="preserve">Q2.  </w:t>
-      </w:r>
-      <w:r>
-        <w:rPr>
-          <w:b/>
-          <w:sz w:val="19"/>
-        </w:rPr>
-        <w:t>Why must a throat pack be documented?</w:t>
-      </w:r>
-    </w:p>
-    <w:p>
-      <w:pPr>
-        <w:pStyle w:val="QBank"/>
-        <w:spacing w:before="0" w:after="100"/>
-        <w:ind w:start="595" w:hanging="283"/>
-      </w:pPr>
-      <w:r>
-        <w:rPr>
-          <w:rFonts w:ascii="Calibri" w:hAnsi="Calibri"/>
-          <w:b/>
-        </w:rPr>
-        <w:t xml:space="preserve">A.  </w:t>
-      </w:r>
-      <w:r>
-        <w:t>It is inserted to stop blood entering the airway and stomach, but it is out of sight in the pharynx. If not removed it causes fatal airway obstruction, so it is included in the count, recorded on the board or count sheet, and its removal is explicitly documented before extubation.</w:t>
-      </w:r>
-    </w:p>
-    <w:p>
-      <w:pPr>
         <w:spacing w:before="300" w:after="60" w:line="240" w:lineRule="auto"/>
         <w:keepLines/>
         <w:keepNext/>
@@ -12002,100 +11766,6 @@
       <w:pPr>
         <w:spacing w:before="0" w:after="140" w:line="240" w:lineRule="auto"/>
       </w:pPr>
-    </w:p>
-    <w:p>
-      <w:pPr>
-        <w:pStyle w:val="Heading4"/>
-        <w:keepLines/>
-        <w:keepNext/>
-      </w:pPr>
-      <w:r>
-        <w:rPr>
-          <w:rFonts w:ascii="Calibri" w:hAnsi="Calibri"/>
-          <w:b/>
-        </w:rPr>
-        <w:t>Likely examination questions</w:t>
-      </w:r>
-    </w:p>
-    <w:p>
-      <w:pPr>
-        <w:spacing w:before="80" w:after="20"/>
-        <w:ind w:start="311" w:hanging="311"/>
-        <w:keepLines/>
-        <w:keepNext/>
-      </w:pPr>
-      <w:r>
-        <w:rPr>
-          <w:rFonts w:ascii="Calibri" w:hAnsi="Calibri"/>
-          <w:b/>
-          <w:sz w:val="19"/>
-        </w:rPr>
-        <w:t xml:space="preserve">Q1.  </w:t>
-      </w:r>
-      <w:r>
-        <w:rPr>
-          <w:b/>
-          <w:sz w:val="19"/>
-        </w:rPr>
-        <w:t>List the contents of a myringotomy tray.</w:t>
-      </w:r>
-    </w:p>
-    <w:p>
-      <w:pPr>
-        <w:pStyle w:val="QBank"/>
-        <w:spacing w:before="0" w:after="100"/>
-        <w:ind w:start="595" w:hanging="283"/>
-      </w:pPr>
-      <w:r>
-        <w:rPr>
-          <w:rFonts w:ascii="Calibri" w:hAnsi="Calibri"/>
-          <w:b/>
-        </w:rPr>
-        <w:t xml:space="preserve">A.  </w:t>
-      </w:r>
-      <w:r>
-        <w:t>A limited tray plus graded aural specula including paediatric sizes, the operating microscope, a fine angled lance or sickle myringotomy knife, fine vented Baron suction tips of 0.5, 1 and 2 mm, micro-alligator forceps, a fine ear pick, wax hook and curette; ventilation tubes — short-term Shepard/Shah grommets and long-term T-tubes in assorted checked sizes with an inserter; and cotton wool, ear wicks, topical adrenaline, antibiotic drops, a culture tube, kidney dish and suction tubing.</w:t>
-      </w:r>
-    </w:p>
-    <w:p>
-      <w:pPr>
-        <w:spacing w:before="80" w:after="20"/>
-        <w:ind w:start="311" w:hanging="311"/>
-        <w:keepLines/>
-        <w:keepNext/>
-      </w:pPr>
-      <w:r>
-        <w:rPr>
-          <w:rFonts w:ascii="Calibri" w:hAnsi="Calibri"/>
-          <w:b/>
-          <w:sz w:val="19"/>
-        </w:rPr>
-        <w:t xml:space="preserve">Q2.  </w:t>
-      </w:r>
-      <w:r>
-        <w:rPr>
-          <w:b/>
-          <w:sz w:val="19"/>
-        </w:rPr>
-        <w:t>Where is the myringotomy incision made and why?</w:t>
-      </w:r>
-    </w:p>
-    <w:p>
-      <w:pPr>
-        <w:pStyle w:val="QBank"/>
-        <w:spacing w:before="0" w:after="100"/>
-        <w:ind w:start="595" w:hanging="283"/>
-      </w:pPr>
-      <w:r>
-        <w:rPr>
-          <w:rFonts w:ascii="Calibri" w:hAnsi="Calibri"/>
-          <w:b/>
-        </w:rPr>
-        <w:t xml:space="preserve">A.  </w:t>
-      </w:r>
-      <w:r>
-        <w:t>In the antero-inferior quadrant of the tympanic membrane. The postero-superior quadrant is avoided because the ossicular chain, particularly the incudostapedial joint, and the round window lie deep to it and could be injured.</w:t>
-      </w:r>
     </w:p>
     <w:p>
       <w:pPr>
@@ -15800,166 +15470,6 @@
       <w:pPr>
         <w:spacing w:before="0" w:after="140" w:line="240" w:lineRule="auto"/>
       </w:pPr>
-    </w:p>
-    <w:p>
-      <w:pPr>
-        <w:pStyle w:val="Heading4"/>
-        <w:keepLines/>
-        <w:keepNext/>
-      </w:pPr>
-      <w:r>
-        <w:rPr>
-          <w:rFonts w:ascii="Calibri" w:hAnsi="Calibri"/>
-          <w:b/>
-        </w:rPr>
-        <w:t>Likely examination questions</w:t>
-      </w:r>
-    </w:p>
-    <w:p>
-      <w:pPr>
-        <w:spacing w:before="80" w:after="20"/>
-        <w:ind w:start="311" w:hanging="311"/>
-        <w:keepLines/>
-        <w:keepNext/>
-      </w:pPr>
-      <w:r>
-        <w:rPr>
-          <w:rFonts w:ascii="Calibri" w:hAnsi="Calibri"/>
-          <w:b/>
-          <w:sz w:val="19"/>
-        </w:rPr>
-        <w:t xml:space="preserve">Q1.  </w:t>
-      </w:r>
-      <w:r>
-        <w:rPr>
-          <w:b/>
-          <w:sz w:val="19"/>
-        </w:rPr>
-        <w:t>Describe the tonsillectomy and adenoidectomy tray.</w:t>
-      </w:r>
-    </w:p>
-    <w:p>
-      <w:pPr>
-        <w:pStyle w:val="QBank"/>
-        <w:spacing w:before="0" w:after="100"/>
-        <w:ind w:start="595" w:hanging="283"/>
-      </w:pPr>
-      <w:r>
-        <w:rPr>
-          <w:rFonts w:ascii="Calibri" w:hAnsi="Calibri"/>
-          <w:b/>
-        </w:rPr>
-        <w:t xml:space="preserve">A.  </w:t>
-      </w:r>
-      <w:r>
-        <w:rPr>
-          <w:b/>
-        </w:rPr>
-        <w:t>Exposure</w:t>
-      </w:r>
-      <w:r>
-        <w:t xml:space="preserve">: Boyle-Davis mouth gag with assorted tongue blades having a slot for the endotracheal tube, suspended on Draffin bipods with a base plate; Doughty blade, tongue depressors, soft palate retractor, nasopharyngeal mirror and head-light. </w:t>
-      </w:r>
-      <w:r>
-        <w:rPr>
-          <w:b/>
-        </w:rPr>
-        <w:t>Tonsil</w:t>
-      </w:r>
-      <w:r>
-        <w:t xml:space="preserve">: Denis Browne or Blohmke tonsil holding forceps, Hurd dissector and pillar retractor, Eves snare with wire, Fisher's tonsil knife, curved tonsil scissors, Mollison's pillar retractor, and coblation or bipolar dissection devices. </w:t>
-      </w:r>
-      <w:r>
-        <w:rPr>
-          <w:b/>
-        </w:rPr>
-        <w:t>Adenoid</w:t>
-      </w:r>
-      <w:r>
-        <w:t xml:space="preserve">: St Clair Thomson caged adenoid curette, plain curettes in assorted sizes, La Force adenotome, adenoid punch and suction diathermy or microdebrider with a 45° endoscope. </w:t>
-      </w:r>
-      <w:r>
-        <w:rPr>
-          <w:b/>
-        </w:rPr>
-        <w:t>Haemostasis</w:t>
-      </w:r>
-      <w:r>
-        <w:t xml:space="preserve">: long curved Negus or Birkett tonsil artery forceps, Negus ligature-tying forceps, long needle holders with sutures, counted tonsil swabs on holders, two wide-bore Yankauer suctions, long bipolar and suction cautery, haemostatic agents and cross-matched blood. </w:t>
-      </w:r>
-      <w:r>
-        <w:rPr>
-          <w:b/>
-        </w:rPr>
-        <w:t>Airway safety</w:t>
-      </w:r>
-      <w:r>
-        <w:t>: difficult-airway trolley with spare tubes, two independent suction units, a tracheostomy set, and a counted, documented throat pack if used, with separately labelled specimen containers.</w:t>
-      </w:r>
-    </w:p>
-    <w:p>
-      <w:pPr>
-        <w:spacing w:before="80" w:after="20"/>
-        <w:ind w:start="311" w:hanging="311"/>
-        <w:keepLines/>
-        <w:keepNext/>
-      </w:pPr>
-      <w:r>
-        <w:rPr>
-          <w:rFonts w:ascii="Calibri" w:hAnsi="Calibri"/>
-          <w:b/>
-          <w:sz w:val="19"/>
-        </w:rPr>
-        <w:t xml:space="preserve">Q2.  </w:t>
-      </w:r>
-      <w:r>
-        <w:rPr>
-          <w:b/>
-          <w:sz w:val="19"/>
-        </w:rPr>
-        <w:t>Classify post-tonsillectomy haemorrhage.</w:t>
-      </w:r>
-    </w:p>
-    <w:p>
-      <w:pPr>
-        <w:pStyle w:val="QBank"/>
-        <w:spacing w:before="0" w:after="100"/>
-        <w:ind w:start="595" w:hanging="283"/>
-      </w:pPr>
-      <w:r>
-        <w:rPr>
-          <w:rFonts w:ascii="Calibri" w:hAnsi="Calibri"/>
-          <w:b/>
-        </w:rPr>
-        <w:t xml:space="preserve">A.  </w:t>
-      </w:r>
-      <w:r>
-        <w:rPr>
-          <w:b/>
-        </w:rPr>
-        <w:t>Primary</w:t>
-      </w:r>
-      <w:r>
-        <w:t xml:space="preserve"> haemorrhage occurs during the operation itself. </w:t>
-      </w:r>
-      <w:r>
-        <w:rPr>
-          <w:b/>
-        </w:rPr>
-        <w:t>Reactionary</w:t>
-      </w:r>
-      <w:r>
-        <w:t xml:space="preserve"> haemorrhage occurs within the first 24 hours, typically from a slipped ligature or as the vasoconstrictor effect wears off and blood pressure rises; it usually requires return to theatre. </w:t>
-      </w:r>
-      <w:r>
-        <w:rPr>
-          <w:b/>
-        </w:rPr>
-        <w:t>Secondary</w:t>
-      </w:r>
-      <w:r>
-        <w:t xml:space="preserve"> haemorrhage occurs 5–10 days post-operatively and is usually due to infection of the tonsillar fossa; it is often managed with antibiotics, though severe bleeding requires surgery.</w:t>
-      </w:r>
     </w:p>
     <w:p>
       <w:pPr>
@@ -19639,100 +19149,6 @@
       <w:pPr>
         <w:spacing w:before="0" w:after="140" w:line="240" w:lineRule="auto"/>
       </w:pPr>
-    </w:p>
-    <w:p>
-      <w:pPr>
-        <w:pStyle w:val="Heading4"/>
-        <w:keepLines/>
-        <w:keepNext/>
-      </w:pPr>
-      <w:r>
-        <w:rPr>
-          <w:rFonts w:ascii="Calibri" w:hAnsi="Calibri"/>
-          <w:b/>
-        </w:rPr>
-        <w:t>Likely examination questions</w:t>
-      </w:r>
-    </w:p>
-    <w:p>
-      <w:pPr>
-        <w:spacing w:before="80" w:after="20"/>
-        <w:ind w:start="311" w:hanging="311"/>
-        <w:keepLines/>
-        <w:keepNext/>
-      </w:pPr>
-      <w:r>
-        <w:rPr>
-          <w:rFonts w:ascii="Calibri" w:hAnsi="Calibri"/>
-          <w:b/>
-          <w:sz w:val="19"/>
-        </w:rPr>
-        <w:t xml:space="preserve">Q1.  </w:t>
-      </w:r>
-      <w:r>
-        <w:rPr>
-          <w:b/>
-          <w:sz w:val="19"/>
-        </w:rPr>
-        <w:t>List the contents of a tracheostomy tray.</w:t>
-      </w:r>
-    </w:p>
-    <w:p>
-      <w:pPr>
-        <w:pStyle w:val="QBank"/>
-        <w:spacing w:before="0" w:after="100"/>
-        <w:ind w:start="595" w:hanging="283"/>
-      </w:pPr>
-      <w:r>
-        <w:rPr>
-          <w:rFonts w:ascii="Calibri" w:hAnsi="Calibri"/>
-          <w:b/>
-        </w:rPr>
-        <w:t xml:space="preserve">A.  </w:t>
-      </w:r>
-      <w:r>
-        <w:t>A minor tray plus the three defining items — a Trousseau or Laborde tracheal dilator, a sharp tracheal hook, and a full checked range of tracheostomy tubes (cuffed, uncuffed and fenestrated, with inner cannulae, obturators and connectors); exposure instruments — No.15 and No.10 blades, Weitlaner and Langenbeck retractors, cricoid hook and thyroid retractor, fine Metzenbaum scissors and dissecting forceps, numerous fine mosquito and Crile forceps, Kocher clamps and adrenaline-containing local anaesthetic; needle holders with non-absorbable tracheal stay sutures, flange sutures and tapes with a keyhole dressing; and inseparable airway equipment — two working suction units, a spare tube of the same size and one smaller at the bedside, a bedside dilator, difficult-airway trolley, self-inflating bag with tracheostomy connector, humidification, cuff manometer, a cricothyroidotomy set and capnography.</w:t>
-      </w:r>
-    </w:p>
-    <w:p>
-      <w:pPr>
-        <w:spacing w:before="80" w:after="20"/>
-        <w:ind w:start="311" w:hanging="311"/>
-        <w:keepLines/>
-        <w:keepNext/>
-      </w:pPr>
-      <w:r>
-        <w:rPr>
-          <w:rFonts w:ascii="Calibri" w:hAnsi="Calibri"/>
-          <w:b/>
-          <w:sz w:val="19"/>
-        </w:rPr>
-        <w:t xml:space="preserve">Q2.  </w:t>
-      </w:r>
-      <w:r>
-        <w:rPr>
-          <w:b/>
-          <w:sz w:val="19"/>
-        </w:rPr>
-        <w:t>What must be kept at the bedside of every new tracheostomy patient?</w:t>
-      </w:r>
-    </w:p>
-    <w:p>
-      <w:pPr>
-        <w:pStyle w:val="QBank"/>
-        <w:spacing w:before="0" w:after="100"/>
-        <w:ind w:start="595" w:hanging="283"/>
-      </w:pPr>
-      <w:r>
-        <w:rPr>
-          <w:rFonts w:ascii="Calibri" w:hAnsi="Calibri"/>
-          <w:b/>
-        </w:rPr>
-        <w:t xml:space="preserve">A.  </w:t>
-      </w:r>
-      <w:r>
-        <w:t>A spare tracheostomy tube of the same size, a spare tube one size smaller, a tracheal dilator, and working suction — with the tracheal stay sutures left long and taped to the chest so the trachea can be reopened if the tube is displaced before the track has matured.</w:t>
-      </w:r>
     </w:p>
     <w:p>
       <w:pPr>
@@ -22294,109 +21710,6 @@
       <w:pPr>
         <w:spacing w:before="0" w:after="140" w:line="240" w:lineRule="auto"/>
       </w:pPr>
-    </w:p>
-    <w:p>
-      <w:pPr>
-        <w:pStyle w:val="Heading4"/>
-        <w:keepLines/>
-        <w:keepNext/>
-      </w:pPr>
-      <w:r>
-        <w:rPr>
-          <w:rFonts w:ascii="Calibri" w:hAnsi="Calibri"/>
-          <w:b/>
-        </w:rPr>
-        <w:t>Likely examination questions</w:t>
-      </w:r>
-    </w:p>
-    <w:p>
-      <w:pPr>
-        <w:spacing w:before="80" w:after="20"/>
-        <w:ind w:start="311" w:hanging="311"/>
-        <w:keepLines/>
-        <w:keepNext/>
-      </w:pPr>
-      <w:r>
-        <w:rPr>
-          <w:rFonts w:ascii="Calibri" w:hAnsi="Calibri"/>
-          <w:b/>
-          <w:sz w:val="19"/>
-        </w:rPr>
-        <w:t xml:space="preserve">Q1.  </w:t>
-      </w:r>
-      <w:r>
-        <w:rPr>
-          <w:b/>
-          <w:sz w:val="19"/>
-        </w:rPr>
-        <w:t>Describe the antral puncture tray and the technique.</w:t>
-      </w:r>
-    </w:p>
-    <w:p>
-      <w:pPr>
-        <w:pStyle w:val="QBank"/>
-        <w:spacing w:before="0" w:after="100"/>
-        <w:ind w:start="595" w:hanging="283"/>
-      </w:pPr>
-      <w:r>
-        <w:rPr>
-          <w:rFonts w:ascii="Calibri" w:hAnsi="Calibri"/>
-          <w:b/>
-        </w:rPr>
-        <w:t xml:space="preserve">A.  </w:t>
-      </w:r>
-      <w:r>
-        <w:t xml:space="preserve">A limited tray plus a Lichtwitz (or Tilley-Lichtwitz) antral trocar and cannula, a Higginson's rubber or 20 mL Luer-lock syringe with connector, warm sterile saline, curved antral cannula and sterile specimen containers; graded nasal specula, head-light, nasal endoscope, bayonet dressing forceps, topical 4 % lignocaine with adrenaline, fine nasal suction and an antral probe; with a kidney dish receiver, packing material, cautery, immediately available suction and sinus imaging on display. Technique: decongest and anaesthetise the inferior meatus; introduce the trocar at the highest point of the inferior meatus about 1–1.5 cm behind the anterior end of the inferior turbinate, directed upwards, outwards and backwards toward the ipsilateral outer canthus; withdraw the trocar; </w:t>
-      </w:r>
-      <w:r>
-        <w:rPr>
-          <w:b/>
-        </w:rPr>
-        <w:t>aspirate and send for culture</w:t>
-      </w:r>
-      <w:r>
-        <w:t>; then irrigate with warm saline, never air, collecting the return in a receiver.</w:t>
-      </w:r>
-    </w:p>
-    <w:p>
-      <w:pPr>
-        <w:spacing w:before="80" w:after="20"/>
-        <w:ind w:start="311" w:hanging="311"/>
-        <w:keepLines/>
-        <w:keepNext/>
-      </w:pPr>
-      <w:r>
-        <w:rPr>
-          <w:rFonts w:ascii="Calibri" w:hAnsi="Calibri"/>
-          <w:b/>
-          <w:sz w:val="19"/>
-        </w:rPr>
-        <w:t xml:space="preserve">Q2.  </w:t>
-      </w:r>
-      <w:r>
-        <w:rPr>
-          <w:b/>
-          <w:sz w:val="19"/>
-        </w:rPr>
-        <w:t>Why must air never be injected during antral lavage?</w:t>
-      </w:r>
-    </w:p>
-    <w:p>
-      <w:pPr>
-        <w:pStyle w:val="QBank"/>
-        <w:spacing w:before="0" w:after="100"/>
-        <w:ind w:start="595" w:hanging="283"/>
-      </w:pPr>
-      <w:r>
-        <w:rPr>
-          <w:rFonts w:ascii="Calibri" w:hAnsi="Calibri"/>
-          <w:b/>
-        </w:rPr>
-        <w:t xml:space="preserve">A.  </w:t>
-      </w:r>
-      <w:r>
-        <w:t>Because injected air can enter a breached vein in the antral wall and cause air embolism, which may be fatal. Irrigation is therefore always performed with warm sterile fluid.</w:t>
-      </w:r>
     </w:p>
     <w:sectPr>
       <w:headerReference w:type="default" r:id="rId9"/>
